--- a/00-首页/题组Word/习题书/第二篇-结构化学/8-结构推断与综合-学生版.docx
+++ b/00-首页/题组Word/习题书/第二篇-结构化学/8-结构推断与综合-学生版.docx
@@ -3,6 +3,239 @@
 <w:document xmlns:w="http://schemas.openxmlformats.org/wordprocessingml/2006/main" xmlns:m="http://schemas.openxmlformats.org/officeDocument/2006/math" xmlns:r="http://schemas.openxmlformats.org/officeDocument/2006/relationships" xmlns:o="urn:schemas-microsoft-com:office:office" xmlns:v="urn:schemas-microsoft-com:vml" xmlns:w10="urn:schemas-microsoft-com:office:word" xmlns:a="http://schemas.openxmlformats.org/drawingml/2006/main" xmlns:pic="http://schemas.openxmlformats.org/drawingml/2006/picture" xmlns:wp="http://schemas.openxmlformats.org/drawingml/2006/wordprocessingDrawing">
   <w:body>
     <w:bookmarkStart w:id="34" w:name="第-8-章-结构推断与综合"/>
+    <w:p>
+      <w:pPr>
+        <w:spacing w:after="1800" w:before="1200" w:line="276" w:lineRule="auto"/>
+        <w:jc w:val="center"/>
+      </w:pPr>
+    </w:p>
+    <w:p>
+      <w:pPr>
+        <w:spacing w:after="320" w:before="0" w:line="276" w:lineRule="auto"/>
+        <w:jc w:val="center"/>
+      </w:pPr>
+      <w:r>
+        <w:rPr>
+          <w:rFonts w:ascii="Times New Roman" w:hAnsi="Times New Roman" w:eastAsia="SimHei" w:cs="Times New Roman"/>
+          <w:b/>
+          <w:color w:val="17324D"/>
+          <w:sz w:val="64"/>
+        </w:rPr>
+        <w:t>化学竞赛习题册</w:t>
+      </w:r>
+    </w:p>
+    <w:p>
+      <w:pPr>
+        <w:spacing w:after="120" w:before="0" w:line="276" w:lineRule="auto"/>
+        <w:jc w:val="center"/>
+      </w:pPr>
+      <w:r>
+        <w:rPr>
+          <w:rFonts w:ascii="Times New Roman" w:hAnsi="Times New Roman" w:eastAsia="SimHei" w:cs="Times New Roman"/>
+          <w:b w:val="0"/>
+          <w:color w:val="5B6975"/>
+          <w:sz w:val="32"/>
+        </w:rPr>
+        <w:t>第二篇</w:t>
+      </w:r>
+      <w:r>
+        <w:rPr>
+          <w:rFonts w:ascii="Times New Roman" w:hAnsi="Times New Roman" w:eastAsia="Times New Roman" w:cs="Times New Roman"/>
+          <w:b w:val="0"/>
+          <w:color w:val="5B6975"/>
+          <w:sz w:val="32"/>
+        </w:rPr>
+        <w:t xml:space="preserve"> </w:t>
+      </w:r>
+      <w:r>
+        <w:rPr>
+          <w:rFonts w:ascii="Times New Roman" w:hAnsi="Times New Roman" w:eastAsia="SimHei" w:cs="Times New Roman"/>
+          <w:b w:val="0"/>
+          <w:color w:val="5B6975"/>
+          <w:sz w:val="32"/>
+        </w:rPr>
+        <w:t>结构化学</w:t>
+      </w:r>
+    </w:p>
+    <w:p>
+      <w:pPr>
+        <w:spacing w:after="600" w:before="0" w:line="276" w:lineRule="auto"/>
+        <w:jc w:val="center"/>
+      </w:pPr>
+      <w:r>
+        <w:rPr>
+          <w:rFonts w:ascii="Times New Roman" w:hAnsi="Times New Roman" w:eastAsia="SimHei" w:cs="Times New Roman"/>
+          <w:b/>
+          <w:color w:val="17324D"/>
+          <w:sz w:val="44"/>
+        </w:rPr>
+        <w:t>第</w:t>
+      </w:r>
+      <w:r>
+        <w:rPr>
+          <w:rFonts w:ascii="Times New Roman" w:hAnsi="Times New Roman" w:eastAsia="Times New Roman" w:cs="Times New Roman"/>
+          <w:b/>
+          <w:color w:val="17324D"/>
+          <w:sz w:val="44"/>
+        </w:rPr>
+        <w:t xml:space="preserve"> 8 </w:t>
+      </w:r>
+      <w:r>
+        <w:rPr>
+          <w:rFonts w:ascii="Times New Roman" w:hAnsi="Times New Roman" w:eastAsia="SimHei" w:cs="Times New Roman"/>
+          <w:b/>
+          <w:color w:val="17324D"/>
+          <w:sz w:val="44"/>
+        </w:rPr>
+        <w:t>章</w:t>
+      </w:r>
+      <w:r>
+        <w:rPr>
+          <w:rFonts w:ascii="Times New Roman" w:hAnsi="Times New Roman" w:eastAsia="Times New Roman" w:cs="Times New Roman"/>
+          <w:b/>
+          <w:color w:val="17324D"/>
+          <w:sz w:val="44"/>
+        </w:rPr>
+        <w:t xml:space="preserve"> </w:t>
+      </w:r>
+      <w:r>
+        <w:rPr>
+          <w:rFonts w:ascii="Times New Roman" w:hAnsi="Times New Roman" w:eastAsia="SimHei" w:cs="Times New Roman"/>
+          <w:b/>
+          <w:color w:val="17324D"/>
+          <w:sz w:val="44"/>
+        </w:rPr>
+        <w:t>结构推断与综合</w:t>
+      </w:r>
+    </w:p>
+    <w:p>
+      <w:pPr>
+        <w:spacing w:after="600" w:before="120" w:line="276" w:lineRule="auto"/>
+        <w:jc w:val="center"/>
+        <w:pBdr>
+          <w:bottom w:val="single" w:sz="8" w:space="4" w:color="4A6577"/>
+        </w:pBdr>
+      </w:pPr>
+    </w:p>
+    <w:p>
+      <w:pPr>
+        <w:spacing w:after="160" w:before="0" w:line="276" w:lineRule="auto"/>
+        <w:jc w:val="center"/>
+      </w:pPr>
+      <w:r>
+        <w:rPr>
+          <w:rFonts w:ascii="Times New Roman" w:hAnsi="Times New Roman" w:eastAsia="FangSong" w:cs="Times New Roman"/>
+          <w:b w:val="0"/>
+          <w:color w:val="5B6975"/>
+          <w:sz w:val="24"/>
+        </w:rPr>
+        <w:t>题量</w:t>
+      </w:r>
+      <w:r>
+        <w:rPr>
+          <w:rFonts w:ascii="Times New Roman" w:hAnsi="Times New Roman" w:eastAsia="Times New Roman" w:cs="Times New Roman"/>
+          <w:b w:val="0"/>
+          <w:color w:val="5B6975"/>
+          <w:sz w:val="24"/>
+        </w:rPr>
+        <w:t>：5</w:t>
+      </w:r>
+    </w:p>
+    <w:p>
+      <w:pPr>
+        <w:spacing w:after="160" w:before="0" w:line="276" w:lineRule="auto"/>
+        <w:jc w:val="center"/>
+      </w:pPr>
+      <w:r>
+        <w:rPr>
+          <w:rFonts w:ascii="Times New Roman" w:hAnsi="Times New Roman" w:eastAsia="FangSong" w:cs="Times New Roman"/>
+          <w:b w:val="0"/>
+          <w:color w:val="5B6975"/>
+          <w:sz w:val="24"/>
+        </w:rPr>
+        <w:t>版本</w:t>
+      </w:r>
+      <w:r>
+        <w:rPr>
+          <w:rFonts w:ascii="Times New Roman" w:hAnsi="Times New Roman" w:eastAsia="Times New Roman" w:cs="Times New Roman"/>
+          <w:b w:val="0"/>
+          <w:color w:val="5B6975"/>
+          <w:sz w:val="24"/>
+        </w:rPr>
+        <w:t>：</w:t>
+      </w:r>
+      <w:r>
+        <w:rPr>
+          <w:rFonts w:ascii="Times New Roman" w:hAnsi="Times New Roman" w:eastAsia="FangSong" w:cs="Times New Roman"/>
+          <w:b w:val="0"/>
+          <w:color w:val="5B6975"/>
+          <w:sz w:val="24"/>
+        </w:rPr>
+        <w:t>学生版</w:t>
+      </w:r>
+      <w:r>
+        <w:rPr>
+          <w:rFonts w:ascii="Times New Roman" w:hAnsi="Times New Roman" w:eastAsia="Times New Roman" w:cs="Times New Roman"/>
+          <w:b w:val="0"/>
+          <w:color w:val="5B6975"/>
+          <w:sz w:val="24"/>
+        </w:rPr>
+        <w:t>（</w:t>
+      </w:r>
+      <w:r>
+        <w:rPr>
+          <w:rFonts w:ascii="Times New Roman" w:hAnsi="Times New Roman" w:eastAsia="FangSong" w:cs="Times New Roman"/>
+          <w:b w:val="0"/>
+          <w:color w:val="5B6975"/>
+          <w:sz w:val="24"/>
+        </w:rPr>
+        <w:t>无答案</w:t>
+      </w:r>
+      <w:r>
+        <w:rPr>
+          <w:rFonts w:ascii="Times New Roman" w:hAnsi="Times New Roman" w:eastAsia="Times New Roman" w:cs="Times New Roman"/>
+          <w:b w:val="0"/>
+          <w:color w:val="5B6975"/>
+          <w:sz w:val="24"/>
+        </w:rPr>
+        <w:t>）</w:t>
+      </w:r>
+    </w:p>
+    <w:p>
+      <w:pPr>
+        <w:spacing w:after="160" w:before="0" w:line="276" w:lineRule="auto"/>
+        <w:jc w:val="center"/>
+      </w:pPr>
+      <w:r>
+        <w:rPr>
+          <w:rFonts w:ascii="Times New Roman" w:hAnsi="Times New Roman" w:eastAsia="FangSong" w:cs="Times New Roman"/>
+          <w:b w:val="0"/>
+          <w:color w:val="5B6975"/>
+          <w:sz w:val="24"/>
+        </w:rPr>
+        <w:t>日期</w:t>
+      </w:r>
+      <w:r>
+        <w:rPr>
+          <w:rFonts w:ascii="Times New Roman" w:hAnsi="Times New Roman" w:eastAsia="Times New Roman" w:cs="Times New Roman"/>
+          <w:b w:val="0"/>
+          <w:color w:val="5B6975"/>
+          <w:sz w:val="24"/>
+        </w:rPr>
+        <w:t>：2026-09-10</w:t>
+      </w:r>
+    </w:p>
+    <w:p>
+      <w:pPr>
+        <w:jc w:val="center"/>
+      </w:pPr>
+      <w:r>
+        <w:rPr>
+          <w:rFonts w:ascii="Times New Roman" w:hAnsi="Times New Roman" w:eastAsia="Times New Roman" w:cs="Times New Roman"/>
+        </w:rPr>
+        <w:br w:type="page"/>
+      </w:r>
+    </w:p>
     <w:p>
       <w:pPr>
         <w:pStyle w:val="Heading1"/>

--- a/00-首页/题组Word/习题书/第二篇-结构化学/8-结构推断与综合-学生版.docx
+++ b/00-首页/题组Word/习题书/第二篇-结构化学/8-结构推断与综合-学生版.docx
@@ -5,239 +5,6 @@
     <w:bookmarkStart w:id="34" w:name="第-8-章-结构推断与综合"/>
     <w:p>
       <w:pPr>
-        <w:spacing w:after="1800" w:before="1200" w:line="276" w:lineRule="auto"/>
-        <w:jc w:val="center"/>
-      </w:pPr>
-    </w:p>
-    <w:p>
-      <w:pPr>
-        <w:spacing w:after="320" w:before="0" w:line="276" w:lineRule="auto"/>
-        <w:jc w:val="center"/>
-      </w:pPr>
-      <w:r>
-        <w:rPr>
-          <w:rFonts w:ascii="Times New Roman" w:hAnsi="Times New Roman" w:eastAsia="SimHei" w:cs="Times New Roman"/>
-          <w:b/>
-          <w:color w:val="17324D"/>
-          <w:sz w:val="64"/>
-        </w:rPr>
-        <w:t>化学竞赛习题册</w:t>
-      </w:r>
-    </w:p>
-    <w:p>
-      <w:pPr>
-        <w:spacing w:after="120" w:before="0" w:line="276" w:lineRule="auto"/>
-        <w:jc w:val="center"/>
-      </w:pPr>
-      <w:r>
-        <w:rPr>
-          <w:rFonts w:ascii="Times New Roman" w:hAnsi="Times New Roman" w:eastAsia="SimHei" w:cs="Times New Roman"/>
-          <w:b w:val="0"/>
-          <w:color w:val="5B6975"/>
-          <w:sz w:val="32"/>
-        </w:rPr>
-        <w:t>第二篇</w:t>
-      </w:r>
-      <w:r>
-        <w:rPr>
-          <w:rFonts w:ascii="Times New Roman" w:hAnsi="Times New Roman" w:eastAsia="Times New Roman" w:cs="Times New Roman"/>
-          <w:b w:val="0"/>
-          <w:color w:val="5B6975"/>
-          <w:sz w:val="32"/>
-        </w:rPr>
-        <w:t xml:space="preserve"> </w:t>
-      </w:r>
-      <w:r>
-        <w:rPr>
-          <w:rFonts w:ascii="Times New Roman" w:hAnsi="Times New Roman" w:eastAsia="SimHei" w:cs="Times New Roman"/>
-          <w:b w:val="0"/>
-          <w:color w:val="5B6975"/>
-          <w:sz w:val="32"/>
-        </w:rPr>
-        <w:t>结构化学</w:t>
-      </w:r>
-    </w:p>
-    <w:p>
-      <w:pPr>
-        <w:spacing w:after="600" w:before="0" w:line="276" w:lineRule="auto"/>
-        <w:jc w:val="center"/>
-      </w:pPr>
-      <w:r>
-        <w:rPr>
-          <w:rFonts w:ascii="Times New Roman" w:hAnsi="Times New Roman" w:eastAsia="SimHei" w:cs="Times New Roman"/>
-          <w:b/>
-          <w:color w:val="17324D"/>
-          <w:sz w:val="44"/>
-        </w:rPr>
-        <w:t>第</w:t>
-      </w:r>
-      <w:r>
-        <w:rPr>
-          <w:rFonts w:ascii="Times New Roman" w:hAnsi="Times New Roman" w:eastAsia="Times New Roman" w:cs="Times New Roman"/>
-          <w:b/>
-          <w:color w:val="17324D"/>
-          <w:sz w:val="44"/>
-        </w:rPr>
-        <w:t xml:space="preserve"> 8 </w:t>
-      </w:r>
-      <w:r>
-        <w:rPr>
-          <w:rFonts w:ascii="Times New Roman" w:hAnsi="Times New Roman" w:eastAsia="SimHei" w:cs="Times New Roman"/>
-          <w:b/>
-          <w:color w:val="17324D"/>
-          <w:sz w:val="44"/>
-        </w:rPr>
-        <w:t>章</w:t>
-      </w:r>
-      <w:r>
-        <w:rPr>
-          <w:rFonts w:ascii="Times New Roman" w:hAnsi="Times New Roman" w:eastAsia="Times New Roman" w:cs="Times New Roman"/>
-          <w:b/>
-          <w:color w:val="17324D"/>
-          <w:sz w:val="44"/>
-        </w:rPr>
-        <w:t xml:space="preserve"> </w:t>
-      </w:r>
-      <w:r>
-        <w:rPr>
-          <w:rFonts w:ascii="Times New Roman" w:hAnsi="Times New Roman" w:eastAsia="SimHei" w:cs="Times New Roman"/>
-          <w:b/>
-          <w:color w:val="17324D"/>
-          <w:sz w:val="44"/>
-        </w:rPr>
-        <w:t>结构推断与综合</w:t>
-      </w:r>
-    </w:p>
-    <w:p>
-      <w:pPr>
-        <w:spacing w:after="600" w:before="120" w:line="276" w:lineRule="auto"/>
-        <w:jc w:val="center"/>
-        <w:pBdr>
-          <w:bottom w:val="single" w:sz="8" w:space="4" w:color="4A6577"/>
-        </w:pBdr>
-      </w:pPr>
-    </w:p>
-    <w:p>
-      <w:pPr>
-        <w:spacing w:after="160" w:before="0" w:line="276" w:lineRule="auto"/>
-        <w:jc w:val="center"/>
-      </w:pPr>
-      <w:r>
-        <w:rPr>
-          <w:rFonts w:ascii="Times New Roman" w:hAnsi="Times New Roman" w:eastAsia="FangSong" w:cs="Times New Roman"/>
-          <w:b w:val="0"/>
-          <w:color w:val="5B6975"/>
-          <w:sz w:val="24"/>
-        </w:rPr>
-        <w:t>题量</w:t>
-      </w:r>
-      <w:r>
-        <w:rPr>
-          <w:rFonts w:ascii="Times New Roman" w:hAnsi="Times New Roman" w:eastAsia="Times New Roman" w:cs="Times New Roman"/>
-          <w:b w:val="0"/>
-          <w:color w:val="5B6975"/>
-          <w:sz w:val="24"/>
-        </w:rPr>
-        <w:t>：5</w:t>
-      </w:r>
-    </w:p>
-    <w:p>
-      <w:pPr>
-        <w:spacing w:after="160" w:before="0" w:line="276" w:lineRule="auto"/>
-        <w:jc w:val="center"/>
-      </w:pPr>
-      <w:r>
-        <w:rPr>
-          <w:rFonts w:ascii="Times New Roman" w:hAnsi="Times New Roman" w:eastAsia="FangSong" w:cs="Times New Roman"/>
-          <w:b w:val="0"/>
-          <w:color w:val="5B6975"/>
-          <w:sz w:val="24"/>
-        </w:rPr>
-        <w:t>版本</w:t>
-      </w:r>
-      <w:r>
-        <w:rPr>
-          <w:rFonts w:ascii="Times New Roman" w:hAnsi="Times New Roman" w:eastAsia="Times New Roman" w:cs="Times New Roman"/>
-          <w:b w:val="0"/>
-          <w:color w:val="5B6975"/>
-          <w:sz w:val="24"/>
-        </w:rPr>
-        <w:t>：</w:t>
-      </w:r>
-      <w:r>
-        <w:rPr>
-          <w:rFonts w:ascii="Times New Roman" w:hAnsi="Times New Roman" w:eastAsia="FangSong" w:cs="Times New Roman"/>
-          <w:b w:val="0"/>
-          <w:color w:val="5B6975"/>
-          <w:sz w:val="24"/>
-        </w:rPr>
-        <w:t>学生版</w:t>
-      </w:r>
-      <w:r>
-        <w:rPr>
-          <w:rFonts w:ascii="Times New Roman" w:hAnsi="Times New Roman" w:eastAsia="Times New Roman" w:cs="Times New Roman"/>
-          <w:b w:val="0"/>
-          <w:color w:val="5B6975"/>
-          <w:sz w:val="24"/>
-        </w:rPr>
-        <w:t>（</w:t>
-      </w:r>
-      <w:r>
-        <w:rPr>
-          <w:rFonts w:ascii="Times New Roman" w:hAnsi="Times New Roman" w:eastAsia="FangSong" w:cs="Times New Roman"/>
-          <w:b w:val="0"/>
-          <w:color w:val="5B6975"/>
-          <w:sz w:val="24"/>
-        </w:rPr>
-        <w:t>无答案</w:t>
-      </w:r>
-      <w:r>
-        <w:rPr>
-          <w:rFonts w:ascii="Times New Roman" w:hAnsi="Times New Roman" w:eastAsia="Times New Roman" w:cs="Times New Roman"/>
-          <w:b w:val="0"/>
-          <w:color w:val="5B6975"/>
-          <w:sz w:val="24"/>
-        </w:rPr>
-        <w:t>）</w:t>
-      </w:r>
-    </w:p>
-    <w:p>
-      <w:pPr>
-        <w:spacing w:after="160" w:before="0" w:line="276" w:lineRule="auto"/>
-        <w:jc w:val="center"/>
-      </w:pPr>
-      <w:r>
-        <w:rPr>
-          <w:rFonts w:ascii="Times New Roman" w:hAnsi="Times New Roman" w:eastAsia="FangSong" w:cs="Times New Roman"/>
-          <w:b w:val="0"/>
-          <w:color w:val="5B6975"/>
-          <w:sz w:val="24"/>
-        </w:rPr>
-        <w:t>日期</w:t>
-      </w:r>
-      <w:r>
-        <w:rPr>
-          <w:rFonts w:ascii="Times New Roman" w:hAnsi="Times New Roman" w:eastAsia="Times New Roman" w:cs="Times New Roman"/>
-          <w:b w:val="0"/>
-          <w:color w:val="5B6975"/>
-          <w:sz w:val="24"/>
-        </w:rPr>
-        <w:t>：2026-09-10</w:t>
-      </w:r>
-    </w:p>
-    <w:p>
-      <w:pPr>
-        <w:jc w:val="center"/>
-      </w:pPr>
-      <w:r>
-        <w:rPr>
-          <w:rFonts w:ascii="Times New Roman" w:hAnsi="Times New Roman" w:eastAsia="Times New Roman" w:cs="Times New Roman"/>
-        </w:rPr>
-        <w:br w:type="page"/>
-      </w:r>
-    </w:p>
-    <w:p>
-      <w:pPr>
         <w:pStyle w:val="Heading1"/>
         <w:spacing w:before="280" w:after="120"/>
         <w:jc w:val="center"/>
@@ -297,7 +64,7 @@
       </w:r>
     </w:p>
     <w:bookmarkEnd w:id="9"/>
-    <w:bookmarkStart w:id="10" w:name="分子-习52"/>
+    <w:bookmarkStart w:id="10" w:name="半径化合价表五元素推断"/>
     <w:p>
       <w:pPr>
         <w:pStyle w:val="Heading2"/>
@@ -313,67 +80,379 @@
         <w:rPr>
           <w:rFonts w:hint="eastAsia" w:ascii="Times New Roman" w:hAnsi="Times New Roman" w:eastAsia="SimHei" w:cs="Times New Roman"/>
         </w:rPr>
-        <w:t>分子</w:t>
-      </w:r>
-      <w:r>
-        <w:rPr>
-          <w:rFonts w:hint="eastAsia" w:ascii="Times New Roman" w:hAnsi="Times New Roman" w:eastAsia="Times New Roman" w:cs="Times New Roman"/>
-        </w:rPr>
-        <w:t>-</w:t>
-      </w:r>
-      <w:r>
-        <w:rPr>
-          <w:rFonts w:hint="eastAsia" w:ascii="Times New Roman" w:hAnsi="Times New Roman" w:eastAsia="SimHei" w:cs="Times New Roman"/>
-        </w:rPr>
-        <w:t>习</w:t>
-      </w:r>
-      <w:r>
-        <w:rPr>
-          <w:rFonts w:hint="eastAsia" w:ascii="Times New Roman" w:hAnsi="Times New Roman" w:eastAsia="Times New Roman" w:cs="Times New Roman"/>
-        </w:rPr>
-        <w:t>52</w:t>
+        <w:t xml:space="preserve">半径化合价表五元素推断</w:t>
       </w:r>
     </w:p>
     <w:p>
       <w:pPr>
         <w:pStyle w:val="FirstParagraph"/>
-      </w:pPr>
-      <w:r>
-        <w:rPr>
-          <w:rFonts w:hint="eastAsia" w:ascii="Times New Roman" w:hAnsi="Times New Roman" w:eastAsia="Times New Roman" w:cs="Times New Roman"/>
-        </w:rPr>
-        <w:t>52.(1)</w:t>
-      </w:r>
-      <w:r>
-        <w:rPr>
-          <w:rFonts w:hint="eastAsia" w:ascii="Times New Roman" w:hAnsi="Times New Roman" w:eastAsia="FangSong" w:cs="Times New Roman"/>
-        </w:rPr>
-        <w:t>为什么</w:t>
-      </w:r>
-      <w:r>
-        <w:rPr>
-          <w:rFonts w:ascii="Times New Roman" w:hAnsi="Times New Roman" w:eastAsia="Times New Roman" w:cs="Times New Roman"/>
-        </w:rPr>
-        <w:t xml:space="preserve"> CsBrCl</w:t>
-      </w:r>
-      <w:r>
-        <w:rPr>
-          <w:rFonts w:ascii="Times New Roman" w:hAnsi="Times New Roman" w:eastAsia="Times New Roman" w:cs="Times New Roman"/>
-          <w:vertAlign w:val="subscript"/>
-        </w:rPr>
-        <w:t>2</w:t>
-      </w:r>
-      <w:r>
-        <w:rPr>
-          <w:rFonts w:ascii="Times New Roman" w:hAnsi="Times New Roman" w:eastAsia="Times New Roman" w:cs="Times New Roman"/>
-        </w:rPr>
-        <w:t xml:space="preserve"> </w:t>
-      </w:r>
-      <w:r>
-        <w:rPr>
-          <w:rFonts w:hint="eastAsia" w:ascii="Times New Roman" w:hAnsi="Times New Roman" w:eastAsia="FangSong" w:cs="Times New Roman"/>
-        </w:rPr>
-        <w:t xml:space="preserve">热分解的反应是</w:t>
+        <w:spacing w:after="80"/>
+      </w:pPr>
+      <w:r>
+        <w:rPr>
+          <w:rFonts w:hint="eastAsia" w:ascii="Times New Roman" w:hAnsi="Times New Roman" w:eastAsia="FangSong" w:cs="Times New Roman"/>
+        </w:rPr>
+        <w:t>下表是部分短周期元素的原子半径及主要化合价</w:t>
+      </w:r>
+      <w:r>
+        <w:rPr>
+          <w:rFonts w:hint="eastAsia" w:ascii="Times New Roman" w:hAnsi="Times New Roman" w:eastAsia="Times New Roman" w:cs="Times New Roman"/>
+        </w:rPr>
+        <w:t>。</w:t>
+      </w:r>
+      <w:r>
+        <w:rPr>
+          <w:rFonts w:hint="eastAsia" w:ascii="Times New Roman" w:hAnsi="Times New Roman" w:eastAsia="FangSong" w:cs="Times New Roman"/>
+        </w:rPr>
+        <w:t>试根据下表信息</w:t>
+      </w:r>
+      <w:r>
+        <w:rPr>
+          <w:rFonts w:hint="eastAsia" w:ascii="Times New Roman" w:hAnsi="Times New Roman" w:eastAsia="Times New Roman" w:cs="Times New Roman"/>
+        </w:rPr>
+        <w:t>，</w:t>
+      </w:r>
+      <w:r>
+        <w:rPr>
+          <w:rFonts w:hint="eastAsia" w:ascii="Times New Roman" w:hAnsi="Times New Roman" w:eastAsia="FangSong" w:cs="Times New Roman"/>
+        </w:rPr>
+        <w:t>判断以下叙述正确的是</w:t>
+      </w:r>
+      <w:r>
+        <w:rPr>
+          <w:rFonts w:hint="eastAsia" w:ascii="Times New Roman" w:hAnsi="Times New Roman" w:eastAsia="Times New Roman" w:cs="Times New Roman"/>
+        </w:rPr>
+        <w:t>(</w:t>
+      </w:r>
+      <w:r>
+        <w:rPr>
+          <w:rFonts w:ascii="Times New Roman" w:hAnsi="Times New Roman" w:eastAsia="Times New Roman" w:cs="Times New Roman"/>
+        </w:rPr>
+        <w:t xml:space="preserve">　)。</w:t>
+      </w:r>
+    </w:p>
+    <w:tbl>
+      <w:tblPr>
+        <w:tblStyle w:val="Table"/>
+        <w:tblW w:type="auto" w:w="0"/>
+        <w:tblLook w:firstRow="1" w:lastRow="0" w:firstColumn="0" w:lastColumn="0" w:noHBand="0" w:noVBand="0" w:val="0020"/>
+      </w:tblPr>
+      <w:tblGrid>
+        <w:gridCol w:w="1320"/>
+        <w:gridCol w:w="1320"/>
+        <w:gridCol w:w="1320"/>
+        <w:gridCol w:w="1320"/>
+        <w:gridCol w:w="1320"/>
+        <w:gridCol w:w="1320"/>
+      </w:tblGrid>
+      <w:tr>
+        <w:trPr>
+          <w:tblHeader w:val="on"/>
+        </w:trPr>
+        <w:tc>
+          <w:tcPr/>
+          <w:p>
+            <w:pPr>
+              <w:pStyle w:val="Compact"/>
+              <w:jc w:val="center"/>
+            </w:pPr>
+            <w:r>
+              <w:rPr>
+                <w:rFonts w:hint="eastAsia" w:ascii="Times New Roman" w:hAnsi="Times New Roman" w:eastAsia="SimHei" w:cs="Times New Roman"/>
+                <w:b/>
+              </w:rPr>
+              <w:t xml:space="preserve">元素代号</w:t>
+            </w:r>
+          </w:p>
+        </w:tc>
+        <w:tc>
+          <w:tcPr/>
+          <w:p>
+            <w:pPr>
+              <w:pStyle w:val="Compact"/>
+              <w:jc w:val="center"/>
+            </w:pPr>
+            <w:r>
+              <w:rPr>
+                <w:rFonts w:ascii="Times New Roman" w:hAnsi="Times New Roman" w:eastAsia="Times New Roman" w:cs="Times New Roman"/>
+                <w:b/>
+              </w:rPr>
+              <w:t xml:space="preserve">L</w:t>
+            </w:r>
+          </w:p>
+        </w:tc>
+        <w:tc>
+          <w:tcPr/>
+          <w:p>
+            <w:pPr>
+              <w:pStyle w:val="Compact"/>
+              <w:jc w:val="center"/>
+            </w:pPr>
+            <w:r>
+              <w:rPr>
+                <w:rFonts w:ascii="Times New Roman" w:hAnsi="Times New Roman" w:eastAsia="Times New Roman" w:cs="Times New Roman"/>
+                <w:b/>
+              </w:rPr>
+              <w:t xml:space="preserve">M</w:t>
+            </w:r>
+          </w:p>
+        </w:tc>
+        <w:tc>
+          <w:tcPr/>
+          <w:p>
+            <w:pPr>
+              <w:pStyle w:val="Compact"/>
+              <w:jc w:val="center"/>
+            </w:pPr>
+            <w:r>
+              <w:rPr>
+                <w:rFonts w:ascii="Times New Roman" w:hAnsi="Times New Roman" w:eastAsia="Times New Roman" w:cs="Times New Roman"/>
+                <w:b/>
+              </w:rPr>
+              <w:t xml:space="preserve">Q</w:t>
+            </w:r>
+          </w:p>
+        </w:tc>
+        <w:tc>
+          <w:tcPr/>
+          <w:p>
+            <w:pPr>
+              <w:pStyle w:val="Compact"/>
+              <w:jc w:val="center"/>
+            </w:pPr>
+            <w:r>
+              <w:rPr>
+                <w:rFonts w:ascii="Times New Roman" w:hAnsi="Times New Roman" w:eastAsia="Times New Roman" w:cs="Times New Roman"/>
+                <w:b/>
+              </w:rPr>
+              <w:t xml:space="preserve">R</w:t>
+            </w:r>
+          </w:p>
+        </w:tc>
+        <w:tc>
+          <w:tcPr/>
+          <w:p>
+            <w:pPr>
+              <w:pStyle w:val="Compact"/>
+              <w:jc w:val="center"/>
+            </w:pPr>
+            <w:r>
+              <w:rPr>
+                <w:rFonts w:ascii="Times New Roman" w:hAnsi="Times New Roman" w:eastAsia="Times New Roman" w:cs="Times New Roman"/>
+                <w:b/>
+              </w:rPr>
+              <w:t xml:space="preserve">T</w:t>
+            </w:r>
+          </w:p>
+        </w:tc>
+      </w:tr>
+      <w:tr>
+        <w:tc>
+          <w:tcPr/>
+          <w:p>
+            <w:pPr>
+              <w:pStyle w:val="Compact"/>
+              <w:jc w:val="center"/>
+            </w:pPr>
+            <w:r>
+              <w:rPr>
+                <w:rFonts w:hint="eastAsia" w:ascii="Times New Roman" w:hAnsi="Times New Roman" w:eastAsia="FangSong" w:cs="Times New Roman"/>
+              </w:rPr>
+              <w:t>原子半径</w:t>
+            </w:r>
+            <w:r>
+              <w:rPr>
+                <w:rFonts w:hint="eastAsia" w:ascii="Times New Roman" w:hAnsi="Times New Roman" w:eastAsia="Times New Roman" w:cs="Times New Roman"/>
+              </w:rPr>
+              <w:t>/nm</w:t>
+            </w:r>
+          </w:p>
+        </w:tc>
+        <w:tc>
+          <w:tcPr/>
+          <w:p>
+            <w:pPr>
+              <w:pStyle w:val="Compact"/>
+              <w:jc w:val="center"/>
+            </w:pPr>
+            <w:r>
+              <w:rPr>
+                <w:rFonts w:ascii="Times New Roman" w:hAnsi="Times New Roman" w:eastAsia="Times New Roman" w:cs="Times New Roman"/>
+              </w:rPr>
+              <w:t xml:space="preserve">0.160</w:t>
+            </w:r>
+          </w:p>
+        </w:tc>
+        <w:tc>
+          <w:tcPr/>
+          <w:p>
+            <w:pPr>
+              <w:pStyle w:val="Compact"/>
+              <w:jc w:val="center"/>
+            </w:pPr>
+            <w:r>
+              <w:rPr>
+                <w:rFonts w:ascii="Times New Roman" w:hAnsi="Times New Roman" w:eastAsia="Times New Roman" w:cs="Times New Roman"/>
+              </w:rPr>
+              <w:t xml:space="preserve">0.143</w:t>
+            </w:r>
+          </w:p>
+        </w:tc>
+        <w:tc>
+          <w:tcPr/>
+          <w:p>
+            <w:pPr>
+              <w:pStyle w:val="Compact"/>
+              <w:jc w:val="center"/>
+            </w:pPr>
+            <w:r>
+              <w:rPr>
+                <w:rFonts w:ascii="Times New Roman" w:hAnsi="Times New Roman" w:eastAsia="Times New Roman" w:cs="Times New Roman"/>
+              </w:rPr>
+              <w:t xml:space="preserve">0.112</w:t>
+            </w:r>
+          </w:p>
+        </w:tc>
+        <w:tc>
+          <w:tcPr/>
+          <w:p>
+            <w:pPr>
+              <w:pStyle w:val="Compact"/>
+              <w:jc w:val="center"/>
+            </w:pPr>
+            <w:r>
+              <w:rPr>
+                <w:rFonts w:ascii="Times New Roman" w:hAnsi="Times New Roman" w:eastAsia="Times New Roman" w:cs="Times New Roman"/>
+              </w:rPr>
+              <w:t xml:space="preserve">0.104</w:t>
+            </w:r>
+          </w:p>
+        </w:tc>
+        <w:tc>
+          <w:tcPr/>
+          <w:p>
+            <w:pPr>
+              <w:pStyle w:val="Compact"/>
+              <w:jc w:val="center"/>
+            </w:pPr>
+            <w:r>
+              <w:rPr>
+                <w:rFonts w:ascii="Times New Roman" w:hAnsi="Times New Roman" w:eastAsia="Times New Roman" w:cs="Times New Roman"/>
+              </w:rPr>
+              <w:t xml:space="preserve">0.066</w:t>
+            </w:r>
+          </w:p>
+        </w:tc>
+      </w:tr>
+      <w:tr>
+        <w:tc>
+          <w:tcPr/>
+          <w:p>
+            <w:pPr>
+              <w:pStyle w:val="Compact"/>
+              <w:jc w:val="center"/>
+            </w:pPr>
+            <w:r>
+              <w:rPr>
+                <w:rFonts w:hint="eastAsia" w:ascii="Times New Roman" w:hAnsi="Times New Roman" w:eastAsia="FangSong" w:cs="Times New Roman"/>
+              </w:rPr>
+              <w:t xml:space="preserve">主要化合价</w:t>
+            </w:r>
+          </w:p>
+        </w:tc>
+        <w:tc>
+          <w:tcPr/>
+          <w:p>
+            <w:pPr>
+              <w:pStyle w:val="Compact"/>
+              <w:jc w:val="center"/>
+            </w:pPr>
+            <w:r>
+              <w:rPr>
+                <w:rFonts w:ascii="Times New Roman" w:hAnsi="Times New Roman" w:eastAsia="Times New Roman" w:cs="Times New Roman"/>
+              </w:rPr>
+              <w:t xml:space="preserve">+2</w:t>
+            </w:r>
+          </w:p>
+        </w:tc>
+        <w:tc>
+          <w:tcPr/>
+          <w:p>
+            <w:pPr>
+              <w:pStyle w:val="Compact"/>
+              <w:jc w:val="center"/>
+            </w:pPr>
+            <w:r>
+              <w:rPr>
+                <w:rFonts w:ascii="Times New Roman" w:hAnsi="Times New Roman" w:eastAsia="Times New Roman" w:cs="Times New Roman"/>
+              </w:rPr>
+              <w:t xml:space="preserve">+3</w:t>
+            </w:r>
+          </w:p>
+        </w:tc>
+        <w:tc>
+          <w:tcPr/>
+          <w:p>
+            <w:pPr>
+              <w:pStyle w:val="Compact"/>
+              <w:jc w:val="center"/>
+            </w:pPr>
+            <w:r>
+              <w:rPr>
+                <w:rFonts w:ascii="Times New Roman" w:hAnsi="Times New Roman" w:eastAsia="Times New Roman" w:cs="Times New Roman"/>
+              </w:rPr>
+              <w:t xml:space="preserve">+2</w:t>
+            </w:r>
+          </w:p>
+        </w:tc>
+        <w:tc>
+          <w:tcPr/>
+          <w:p>
+            <w:pPr>
+              <w:pStyle w:val="Compact"/>
+              <w:jc w:val="center"/>
+            </w:pPr>
+            <w:r>
+              <w:rPr>
+                <w:rFonts w:ascii="Times New Roman" w:hAnsi="Times New Roman" w:eastAsia="Times New Roman" w:cs="Times New Roman"/>
+              </w:rPr>
+              <w:t xml:space="preserve">+6、-2</w:t>
+            </w:r>
+          </w:p>
+        </w:tc>
+        <w:tc>
+          <w:tcPr/>
+          <w:p>
+            <w:pPr>
+              <w:pStyle w:val="Compact"/>
+              <w:jc w:val="center"/>
+            </w:pPr>
+            <w:r>
+              <w:rPr>
+                <w:rFonts w:ascii="Times New Roman" w:hAnsi="Times New Roman" w:eastAsia="Times New Roman" w:cs="Times New Roman"/>
+              </w:rPr>
+              <w:t xml:space="preserve">-2</w:t>
+            </w:r>
+          </w:p>
+        </w:tc>
+      </w:tr>
+    </w:tbl>
+    <w:p>
+      <w:pPr>
+        <w:pStyle w:val="BodyText"/>
+        <w:spacing w:before="120"/>
+      </w:pPr>
+      <w:r>
+        <w:rPr>
+          <w:rFonts w:ascii="Times New Roman" w:hAnsi="Times New Roman" w:eastAsia="Times New Roman" w:cs="Times New Roman"/>
+        </w:rPr>
+        <w:t xml:space="preserve">A. </w:t>
+      </w:r>
+      <w:r>
+        <w:rPr>
+          <w:rFonts w:hint="eastAsia" w:ascii="Times New Roman" w:hAnsi="Times New Roman" w:eastAsia="FangSong" w:cs="Times New Roman"/>
+        </w:rPr>
+        <w:t xml:space="preserve">氢化物的沸点为</w:t>
       </w:r>
       <w:r>
         <w:rPr>
@@ -390,25 +469,13 @@
             </w:rPr>
           </m:ctrlPr>
         </m:oMathPr>
-        <m:r>
-          <m:t>C</m:t>
-        </m:r>
-        <m:r>
-          <m:t>s</m:t>
-        </m:r>
-        <m:r>
-          <m:t>B</m:t>
-        </m:r>
-        <m:r>
-          <m:t>r</m:t>
-        </m:r>
-        <m:r>
-          <m:t>C</m:t>
-        </m:r>
         <m:sSub>
           <m:e>
             <m:r>
-              <m:t>l</m:t>
+              <m:rPr>
+                <m:sty m:val="p"/>
+              </m:rPr>
+              <m:t>H</m:t>
             </m:r>
           </m:e>
           <m:sub>
@@ -421,91 +488,21 @@
           <m:rPr>
             <m:sty m:val="p"/>
           </m:rPr>
-          <m:t>=</m:t>
-        </m:r>
-        <m:r>
-          <m:t>C</m:t>
-        </m:r>
-        <m:r>
-          <m:t>s</m:t>
-        </m:r>
-        <m:r>
-          <m:t>C</m:t>
-        </m:r>
-        <m:r>
-          <m:t>l</m:t>
+          <m:t>T</m:t>
         </m:r>
         <m:r>
           <m:rPr>
             <m:sty m:val="p"/>
           </m:rPr>
-          <m:t>+</m:t>
-        </m:r>
-        <m:r>
-          <m:t>B</m:t>
-        </m:r>
-        <m:r>
-          <m:t>r</m:t>
-        </m:r>
-        <m:r>
-          <m:t>C</m:t>
-        </m:r>
-        <m:r>
-          <m:t>l</m:t>
-        </m:r>
-      </m:oMath>
-      <w:r>
-        <w:rPr>
-          <w:rFonts w:ascii="Times New Roman" w:hAnsi="Times New Roman" w:eastAsia="Times New Roman" w:cs="Times New Roman"/>
-        </w:rPr>
-        <w:t xml:space="preserve"> </w:t>
-      </w:r>
-      <w:r>
-        <w:rPr>
-          <w:rFonts w:hint="eastAsia" w:ascii="Times New Roman" w:hAnsi="Times New Roman" w:eastAsia="Times New Roman" w:cs="Times New Roman"/>
-        </w:rPr>
-        <w:t>，</w:t>
-      </w:r>
-      <w:r>
-        <w:rPr>
-          <w:rFonts w:hint="eastAsia" w:ascii="Times New Roman" w:hAnsi="Times New Roman" w:eastAsia="FangSong" w:cs="Times New Roman"/>
-        </w:rPr>
-        <w:t>而不是</w:t>
-      </w:r>
-      <w:r>
-        <w:rPr>
-          <w:rFonts w:ascii="Times New Roman" w:hAnsi="Times New Roman" w:eastAsia="Times New Roman" w:cs="Times New Roman"/>
-        </w:rPr>
-        <w:t xml:space="preserve"> </w:t>
-      </w:r>
-      <m:oMath>
-        <m:oMathPr>
-          <m:ctrlPr>
-            <w:rPr>
-              <w:sz w:val="28"/>
-              <w:szCs w:val="28"/>
-            </w:rPr>
-          </m:ctrlPr>
-        </m:oMathPr>
-        <m:r>
-          <m:t>C</m:t>
-        </m:r>
-        <m:r>
-          <m:t>s</m:t>
-        </m:r>
-        <m:r>
-          <m:t>B</m:t>
-        </m:r>
-        <m:r>
-          <m:t>r</m:t>
-        </m:r>
-        <m:r>
-          <m:t>C</m:t>
+          <m:t>&lt;</m:t>
         </m:r>
         <m:sSub>
           <m:e>
             <m:r>
-              <m:t>l</m:t>
+              <m:rPr>
+                <m:sty m:val="p"/>
+              </m:rPr>
+              <m:t>H</m:t>
             </m:r>
           </m:e>
           <m:sub>
@@ -518,41 +515,105 @@
           <m:rPr>
             <m:sty m:val="p"/>
           </m:rPr>
-          <m:t>=</m:t>
+          <m:t>R</m:t>
         </m:r>
+      </m:oMath>
+      <w:r>
+        <w:rPr>
+          <w:rFonts w:ascii="Times New Roman" w:hAnsi="Times New Roman" w:eastAsia="Times New Roman" w:cs="Times New Roman"/>
+        </w:rPr>
+        <w:t xml:space="preserve">　　B. </w:t>
+      </w:r>
+      <w:r>
+        <w:rPr>
+          <w:rFonts w:hint="eastAsia" w:ascii="Times New Roman" w:hAnsi="Times New Roman" w:eastAsia="FangSong" w:cs="Times New Roman"/>
+        </w:rPr>
+        <w:t xml:space="preserve">单质与稀盐酸反应的速率为</w:t>
+      </w:r>
+      <w:r>
+        <w:rPr>
+          <w:rFonts w:ascii="Times New Roman" w:hAnsi="Times New Roman" w:eastAsia="Times New Roman" w:cs="Times New Roman"/>
+        </w:rPr>
+        <w:t xml:space="preserve"> </w:t>
+      </w:r>
+      <m:oMath>
         <m:r>
-          <m:t>C</m:t>
-        </m:r>
-        <m:r>
-          <m:t>s</m:t>
-        </m:r>
-        <m:r>
-          <m:t>B</m:t>
-        </m:r>
-        <m:r>
-          <m:t>r</m:t>
+          <m:rPr>
+            <m:sty m:val="p"/>
+          </m:rPr>
+          <m:t>L</m:t>
         </m:r>
         <m:r>
           <m:rPr>
             <m:sty m:val="p"/>
           </m:rPr>
-          <m:t>+</m:t>
+          <m:t>&lt;</m:t>
         </m:r>
         <m:r>
-          <m:t>C</m:t>
+          <m:rPr>
+            <m:sty m:val="p"/>
+          </m:rPr>
+          <m:t>Q</m:t>
         </m:r>
-        <m:sSub>
+      </m:oMath>
+      <w:r>
+        <w:rPr>
+          <w:rFonts w:ascii="Times New Roman" w:hAnsi="Times New Roman" w:eastAsia="Times New Roman" w:cs="Times New Roman"/>
+        </w:rPr>
+        <w:t xml:space="preserve">　　C. M </w:t>
+      </w:r>
+      <w:r>
+        <w:rPr>
+          <w:rFonts w:hint="eastAsia" w:ascii="Times New Roman" w:hAnsi="Times New Roman" w:eastAsia="FangSong" w:cs="Times New Roman"/>
+        </w:rPr>
+        <w:t xml:space="preserve">与</w:t>
+      </w:r>
+      <w:r>
+        <w:rPr>
+          <w:rFonts w:ascii="Times New Roman" w:hAnsi="Times New Roman" w:eastAsia="Times New Roman" w:cs="Times New Roman"/>
+        </w:rPr>
+        <w:t xml:space="preserve"> T </w:t>
+      </w:r>
+      <w:r>
+        <w:rPr>
+          <w:rFonts w:hint="eastAsia" w:ascii="Times New Roman" w:hAnsi="Times New Roman" w:eastAsia="FangSong" w:cs="Times New Roman"/>
+        </w:rPr>
+        <w:t xml:space="preserve">形成的化合物具有两性</w:t>
+      </w:r>
+      <w:r>
+        <w:rPr>
+          <w:rFonts w:ascii="Times New Roman" w:hAnsi="Times New Roman" w:eastAsia="Times New Roman" w:cs="Times New Roman"/>
+        </w:rPr>
+        <w:t xml:space="preserve">　　D.</w:t>
+      </w:r>
+      <w:r>
+        <w:rPr>
+          <w:rFonts w:ascii="Times New Roman" w:hAnsi="Times New Roman" w:eastAsia="Times New Roman" w:cs="Times New Roman"/>
+        </w:rPr>
+        <w:t xml:space="preserve"> </w:t>
+      </w:r>
+      <m:oMath>
+        <m:sSup>
           <m:e>
             <m:r>
-              <m:t>l</m:t>
+              <m:rPr>
+                <m:sty m:val="p"/>
+              </m:rPr>
+              <m:t>L</m:t>
             </m:r>
           </m:e>
-          <m:sub>
+          <m:sup>
             <m:r>
               <m:t>2</m:t>
             </m:r>
-          </m:sub>
-        </m:sSub>
+            <m:r>
+              <m:rPr>
+                <m:sty m:val="p"/>
+              </m:rPr>
+              <m:t>+</m:t>
+            </m:r>
+          </m:sup>
+        </m:sSup>
       </m:oMath>
       <w:r>
         <w:rPr>
@@ -562,37 +623,9 @@
       </w:r>
       <w:r>
         <w:rPr>
-          <w:rFonts w:ascii="Times New Roman" w:hAnsi="Times New Roman" w:eastAsia="Times New Roman" w:cs="Times New Roman"/>
-        </w:rPr>
-        <w:t xml:space="preserve">?</w:t>
-      </w:r>
-    </w:p>
-    <w:p>
-      <w:pPr>
-        <w:pStyle w:val="Compact"/>
-        <w:numPr>
-          <w:ilvl w:val="0"/>
-          <w:numId w:val="1001"/>
-        </w:numPr>
-      </w:pPr>
-      <w:r>
-        <w:rPr>
-          <w:rFonts w:hint="eastAsia" w:ascii="Times New Roman" w:hAnsi="Times New Roman" w:eastAsia="FangSong" w:cs="Times New Roman"/>
-        </w:rPr>
-        <w:t xml:space="preserve">液体</w:t>
-      </w:r>
-      <w:r>
-        <w:rPr>
-          <w:rFonts w:ascii="Times New Roman" w:hAnsi="Times New Roman" w:eastAsia="Times New Roman" w:cs="Times New Roman"/>
-        </w:rPr>
-        <w:t xml:space="preserve"> BrF</w:t>
-      </w:r>
-      <w:r>
-        <w:rPr>
-          <w:rFonts w:ascii="Times New Roman" w:hAnsi="Times New Roman" w:eastAsia="Times New Roman" w:cs="Times New Roman"/>
-          <w:vertAlign w:val="subscript"/>
-        </w:rPr>
-        <w:t>5</w:t>
+          <w:rFonts w:hint="eastAsia" w:ascii="Times New Roman" w:hAnsi="Times New Roman" w:eastAsia="FangSong" w:cs="Times New Roman"/>
+        </w:rPr>
+        <w:t xml:space="preserve">与</w:t>
       </w:r>
       <w:r>
         <w:rPr>
@@ -600,25 +633,29 @@
         </w:rPr>
         <w:t xml:space="preserve"> </w:t>
       </w:r>
-      <w:r>
-        <w:rPr>
-          <w:rFonts w:hint="eastAsia" w:ascii="Times New Roman" w:hAnsi="Times New Roman" w:eastAsia="FangSong" w:cs="Times New Roman"/>
-        </w:rPr>
-        <w:t xml:space="preserve">和</w:t>
-      </w:r>
-      <w:r>
-        <w:rPr>
-          <w:rFonts w:ascii="Times New Roman" w:hAnsi="Times New Roman" w:eastAsia="Times New Roman" w:cs="Times New Roman"/>
-        </w:rPr>
-        <w:t xml:space="preserve"> AsF</w:t>
-      </w:r>
-      <w:r>
-        <w:rPr>
-          <w:rFonts w:ascii="Times New Roman" w:hAnsi="Times New Roman" w:eastAsia="Times New Roman" w:cs="Times New Roman"/>
-          <w:vertAlign w:val="subscript"/>
-        </w:rPr>
-        <w:t>5</w:t>
-      </w:r>
+      <m:oMath>
+        <m:sSup>
+          <m:e>
+            <m:r>
+              <m:rPr>
+                <m:sty m:val="p"/>
+              </m:rPr>
+              <m:t>R</m:t>
+            </m:r>
+          </m:e>
+          <m:sup>
+            <m:r>
+              <m:t>2</m:t>
+            </m:r>
+            <m:r>
+              <m:rPr>
+                <m:sty m:val="p"/>
+              </m:rPr>
+              <m:t>−</m:t>
+            </m:r>
+          </m:sup>
+        </m:sSup>
+      </m:oMath>
       <w:r>
         <w:rPr>
           <w:rFonts w:ascii="Times New Roman" w:hAnsi="Times New Roman" w:eastAsia="Times New Roman" w:cs="Times New Roman"/>
@@ -629,329 +666,7 @@
         <w:rPr>
           <w:rFonts w:hint="eastAsia" w:ascii="Times New Roman" w:hAnsi="Times New Roman" w:eastAsia="FangSong" w:cs="Times New Roman"/>
         </w:rPr>
-        <w:t>都不是良导体</w:t>
-      </w:r>
-      <w:r>
-        <w:rPr>
-          <w:rFonts w:hint="eastAsia" w:ascii="Times New Roman" w:hAnsi="Times New Roman" w:eastAsia="Times New Roman" w:cs="Times New Roman"/>
-        </w:rPr>
-        <w:t>,</w:t>
-      </w:r>
-      <w:r>
-        <w:rPr>
-          <w:rFonts w:ascii="Times New Roman" w:hAnsi="Times New Roman" w:eastAsia="Times New Roman" w:cs="Times New Roman"/>
-        </w:rPr>
-        <w:t xml:space="preserve"> </w:t>
-      </w:r>
-      <w:r>
-        <w:rPr>
-          <w:rFonts w:hint="eastAsia" w:ascii="Times New Roman" w:hAnsi="Times New Roman" w:eastAsia="FangSong" w:cs="Times New Roman"/>
-        </w:rPr>
-        <w:t>为什么两者混合后却成为导体</w:t>
-      </w:r>
-      <w:r>
-        <w:rPr>
-          <w:rFonts w:hint="eastAsia" w:ascii="Times New Roman" w:hAnsi="Times New Roman" w:eastAsia="Times New Roman" w:cs="Times New Roman"/>
-        </w:rPr>
-        <w:t>?</w:t>
-      </w:r>
-    </w:p>
-    <w:p>
-      <w:pPr>
-        <w:pStyle w:val="FirstParagraph"/>
-      </w:pPr>
-      <w:r>
-        <w:rPr>
-          <w:rFonts w:hint="eastAsia" w:ascii="Times New Roman" w:hAnsi="Times New Roman" w:eastAsia="Times New Roman" w:cs="Times New Roman"/>
-        </w:rPr>
-        <w:t>(3)</w:t>
-      </w:r>
-      <w:r>
-        <w:rPr>
-          <w:rFonts w:hint="eastAsia" w:ascii="Times New Roman" w:hAnsi="Times New Roman" w:eastAsia="FangSong" w:cs="Times New Roman"/>
-        </w:rPr>
-        <w:t>对下面测定的</w:t>
-      </w:r>
-      <w:r>
-        <w:rPr>
-          <w:rFonts w:ascii="Times New Roman" w:hAnsi="Times New Roman" w:eastAsia="Times New Roman" w:cs="Times New Roman"/>
-        </w:rPr>
-        <w:t xml:space="preserve"> N、P </w:t>
-      </w:r>
-      <w:r>
-        <w:rPr>
-          <w:rFonts w:hint="eastAsia" w:ascii="Times New Roman" w:hAnsi="Times New Roman" w:eastAsia="FangSong" w:cs="Times New Roman"/>
-        </w:rPr>
-        <w:t>的氢化物和氟化物的键角的各种相互差异做出解释</w:t>
-      </w:r>
-      <w:r>
-        <w:rPr>
-          <w:rFonts w:hint="eastAsia" w:ascii="Times New Roman" w:hAnsi="Times New Roman" w:eastAsia="Times New Roman" w:cs="Times New Roman"/>
-        </w:rPr>
-        <w:t>。</w:t>
-      </w:r>
-    </w:p>
-    <w:p>
-      <w:pPr>
-        <w:pStyle w:val="BodyText"/>
-      </w:pPr>
-      <m:oMathPara>
-        <m:oMathParaPr>
-          <m:jc m:val="center"/>
-          <m:ctrlPr>
-            <w:rPr>
-              <w:sz w:val="28"/>
-              <w:szCs w:val="28"/>
-            </w:rPr>
-          </m:ctrlPr>
-        </m:oMathParaPr>
-        <m:oMath>
-          <m:sSub>
-            <m:e>
-              <m:r>
-                <m:rPr>
-                  <m:sty m:val="p"/>
-                </m:rPr>
-                <m:t>N</m:t>
-              </m:r>
-              <m:r>
-                <m:rPr>
-                  <m:sty m:val="p"/>
-                </m:rPr>
-                <m:t>H</m:t>
-              </m:r>
-            </m:e>
-            <m:sub>
-              <m:r>
-                <m:t>3</m:t>
-              </m:r>
-            </m:sub>
-          </m:sSub>
-          <m:r>
-            <m:rPr>
-              <m:sty m:val="p"/>
-            </m:rPr>
-            <m:t>:</m:t>
-          </m:r>
-          <m:r>
-            <m:t>1</m:t>
-          </m:r>
-          <m:r>
-            <m:t>0</m:t>
-          </m:r>
-          <m:sSup>
-            <m:e>
-              <m:r>
-                <m:t>7</m:t>
-              </m:r>
-            </m:e>
-            <m:sup>
-              <m:r>
-                <m:rPr>
-                  <m:sty m:val="p"/>
-                </m:rPr>
-                <m:t>∘</m:t>
-              </m:r>
-            </m:sup>
-          </m:sSup>
-          <m:r>
-            <m:t> </m:t>
-          </m:r>
-          <m:sSub>
-            <m:e>
-              <m:r>
-                <m:rPr>
-                  <m:sty m:val="p"/>
-                </m:rPr>
-                <m:t>P</m:t>
-              </m:r>
-              <m:r>
-                <m:rPr>
-                  <m:sty m:val="p"/>
-                </m:rPr>
-                <m:t>H</m:t>
-              </m:r>
-            </m:e>
-            <m:sub>
-              <m:r>
-                <m:t>3</m:t>
-              </m:r>
-            </m:sub>
-          </m:sSub>
-          <m:r>
-            <m:rPr>
-              <m:sty m:val="p"/>
-            </m:rPr>
-            <m:t>:</m:t>
-          </m:r>
-          <m:r>
-            <m:t>9</m:t>
-          </m:r>
-          <m:sSup>
-            <m:e>
-              <m:r>
-                <m:t>3</m:t>
-              </m:r>
-            </m:e>
-            <m:sup>
-              <m:r>
-                <m:rPr>
-                  <m:sty m:val="p"/>
-                </m:rPr>
-                <m:t>∘</m:t>
-              </m:r>
-            </m:sup>
-          </m:sSup>
-          <m:r>
-            <m:t> </m:t>
-          </m:r>
-          <m:sSub>
-            <m:e>
-              <m:r>
-                <m:rPr>
-                  <m:sty m:val="p"/>
-                </m:rPr>
-                <m:t>N</m:t>
-              </m:r>
-              <m:r>
-                <m:rPr>
-                  <m:sty m:val="p"/>
-                </m:rPr>
-                <m:t>F</m:t>
-              </m:r>
-            </m:e>
-            <m:sub>
-              <m:r>
-                <m:t>3</m:t>
-              </m:r>
-            </m:sub>
-          </m:sSub>
-          <m:r>
-            <m:rPr>
-              <m:sty m:val="p"/>
-            </m:rPr>
-            <m:t>:</m:t>
-          </m:r>
-          <m:r>
-            <m:t>1</m:t>
-          </m:r>
-          <m:r>
-            <m:t>0</m:t>
-          </m:r>
-          <m:sSup>
-            <m:e>
-              <m:r>
-                <m:t>2</m:t>
-              </m:r>
-            </m:e>
-            <m:sup>
-              <m:r>
-                <m:rPr>
-                  <m:sty m:val="p"/>
-                </m:rPr>
-                <m:t>∘</m:t>
-              </m:r>
-            </m:sup>
-          </m:sSup>
-          <m:r>
-            <m:t> </m:t>
-          </m:r>
-          <m:sSub>
-            <m:e>
-              <m:r>
-                <m:rPr>
-                  <m:sty m:val="p"/>
-                </m:rPr>
-                <m:t>P</m:t>
-              </m:r>
-              <m:r>
-                <m:rPr>
-                  <m:sty m:val="p"/>
-                </m:rPr>
-                <m:t>F</m:t>
-              </m:r>
-            </m:e>
-            <m:sub>
-              <m:r>
-                <m:t>3</m:t>
-              </m:r>
-            </m:sub>
-          </m:sSub>
-          <m:r>
-            <m:rPr>
-              <m:sty m:val="p"/>
-            </m:rPr>
-            <m:t>:</m:t>
-          </m:r>
-          <m:r>
-            <m:t>1</m:t>
-          </m:r>
-          <m:r>
-            <m:t>0</m:t>
-          </m:r>
-          <m:sSup>
-            <m:e>
-              <m:r>
-                <m:t>4</m:t>
-              </m:r>
-            </m:e>
-            <m:sup>
-              <m:r>
-                <m:rPr>
-                  <m:sty m:val="p"/>
-                </m:rPr>
-                <m:t>∘</m:t>
-              </m:r>
-            </m:sup>
-          </m:sSup>
-        </m:oMath>
-      </m:oMathPara>
-    </w:p>
-    <w:p>
-      <w:pPr>
-        <w:pStyle w:val="FirstParagraph"/>
-      </w:pPr>
-      <w:r>
-        <w:rPr>
-          <w:rFonts w:ascii="Times New Roman" w:hAnsi="Times New Roman" w:eastAsia="Times New Roman" w:cs="Times New Roman"/>
-        </w:rPr>
-        <w:t xml:space="preserve">used_in:</w:t>
-      </w:r>
-      <w:r>
-        <w:rPr>
-          <w:rFonts w:ascii="Times New Roman" w:hAnsi="Times New Roman" w:eastAsia="Times New Roman" w:cs="Times New Roman"/>
-        </w:rPr>
-        <w:t xml:space="preserve"> </w:t>
-      </w:r>
-      <w:r>
-        <w:rPr>
-          <w:rFonts w:hint="eastAsia" w:ascii="Times New Roman" w:hAnsi="Times New Roman" w:eastAsia="Times New Roman" w:cs="Times New Roman"/>
-        </w:rPr>
-        <w:t>“</w:t>
-      </w:r>
-      <w:r>
-        <w:rPr>
-          <w:rFonts w:hint="eastAsia" w:ascii="Times New Roman" w:hAnsi="Times New Roman" w:eastAsia="FangSong" w:cs="Times New Roman"/>
-        </w:rPr>
-        <w:t>第二轮习题集</w:t>
-      </w:r>
-      <w:r>
-        <w:rPr>
-          <w:rFonts w:hint="eastAsia" w:ascii="Times New Roman" w:hAnsi="Times New Roman" w:eastAsia="Times New Roman" w:cs="Times New Roman"/>
-        </w:rPr>
-        <w:t>-</w:t>
-      </w:r>
-      <w:r>
-        <w:rPr>
-          <w:rFonts w:hint="eastAsia" w:ascii="Times New Roman" w:hAnsi="Times New Roman" w:eastAsia="FangSong" w:cs="Times New Roman"/>
-        </w:rPr>
-        <w:t>结构化学一</w:t>
-      </w:r>
-      <w:r>
-        <w:rPr>
-          <w:rFonts w:hint="eastAsia" w:ascii="Times New Roman" w:hAnsi="Times New Roman" w:eastAsia="Times New Roman" w:cs="Times New Roman"/>
-        </w:rPr>
-        <w:t>”</w:t>
+        <w:t xml:space="preserve">的核外电子数相等</w:t>
       </w:r>
     </w:p>
     <w:p>
@@ -979,7 +694,7 @@
       </w:r>
     </w:p>
     <w:bookmarkEnd w:id="11"/>
-    <w:bookmarkStart w:id="12" w:name="ch2a-10-铜的氟化物磁性推断"/>
+    <w:bookmarkStart w:id="12" w:name="铜的氟化物磁性推断"/>
     <w:p>
       <w:pPr>
         <w:pStyle w:val="Heading2"/>
@@ -993,15 +708,9 @@
       </w:r>
       <w:r>
         <w:rPr>
-          <w:rFonts w:hint="eastAsia" w:ascii="Times New Roman" w:hAnsi="Times New Roman" w:eastAsia="Times New Roman" w:cs="Times New Roman"/>
-        </w:rPr>
-        <w:t>Ch2A-10-</w:t>
-      </w:r>
-      <w:r>
-        <w:rPr>
           <w:rFonts w:hint="eastAsia" w:ascii="Times New Roman" w:hAnsi="Times New Roman" w:eastAsia="SimHei" w:cs="Times New Roman"/>
         </w:rPr>
-        <w:t>铜的氟化物磁性推断</w:t>
+        <w:t xml:space="preserve">铜的氟化物磁性推断</w:t>
       </w:r>
     </w:p>
     <w:p>
@@ -1030,15 +739,22 @@
         <w:rPr>
           <w:rFonts w:ascii="Times New Roman" w:hAnsi="Times New Roman" w:eastAsia="Times New Roman" w:cs="Times New Roman"/>
         </w:rPr>
-        <w:t xml:space="preserve"> F</w:t>
-      </w:r>
-      <w:r>
-        <w:rPr>
-          <w:rFonts w:ascii="Times New Roman" w:hAnsi="Times New Roman" w:eastAsia="Times New Roman" w:cs="Times New Roman"/>
-          <w:vertAlign w:val="subscript"/>
-        </w:rPr>
-        <w:t>2</w:t>
-      </w:r>
+        <w:t xml:space="preserve"> </w:t>
+      </w:r>
+      <m:oMath>
+        <m:sSub>
+          <m:e>
+            <m:r>
+              <m:t>F</m:t>
+            </m:r>
+          </m:e>
+          <m:sub>
+            <m:r>
+              <m:t>2</m:t>
+            </m:r>
+          </m:sub>
+        </m:sSub>
+      </m:oMath>
       <w:r>
         <w:rPr>
           <w:rFonts w:ascii="Times New Roman" w:hAnsi="Times New Roman" w:eastAsia="Times New Roman" w:cs="Times New Roman"/>
@@ -1242,15 +958,22 @@
         <w:rPr>
           <w:rFonts w:ascii="Times New Roman" w:hAnsi="Times New Roman" w:eastAsia="Times New Roman" w:cs="Times New Roman"/>
         </w:rPr>
-        <w:t xml:space="preserve"> F</w:t>
-      </w:r>
-      <w:r>
-        <w:rPr>
-          <w:rFonts w:ascii="Times New Roman" w:hAnsi="Times New Roman" w:eastAsia="Times New Roman" w:cs="Times New Roman"/>
-          <w:vertAlign w:val="subscript"/>
-        </w:rPr>
-        <w:t>2</w:t>
-      </w:r>
+        <w:t xml:space="preserve"> </w:t>
+      </w:r>
+      <m:oMath>
+        <m:sSub>
+          <m:e>
+            <m:r>
+              <m:t>F</m:t>
+            </m:r>
+          </m:e>
+          <m:sub>
+            <m:r>
+              <m:t>2</m:t>
+            </m:r>
+          </m:sub>
+        </m:sSub>
+      </m:oMath>
       <w:r>
         <w:rPr>
           <w:rFonts w:ascii="Times New Roman" w:hAnsi="Times New Roman" w:eastAsia="Times New Roman" w:cs="Times New Roman"/>
@@ -1494,7 +1217,7 @@
       </w:r>
     </w:p>
     <w:bookmarkEnd w:id="12"/>
-    <w:bookmarkStart w:id="13" w:name="ch9a-2-六元素推断与s4n4"/>
+    <w:bookmarkStart w:id="13" w:name="六元素推断与s4n4"/>
     <w:p>
       <w:pPr>
         <w:pStyle w:val="Heading2"/>
@@ -1505,12 +1228,6 @@
           <w:rFonts w:ascii="Times New Roman" w:hAnsi="Times New Roman" w:eastAsia="Times New Roman" w:cs="Times New Roman"/>
         </w:rPr>
         <w:t xml:space="preserve">8.3 </w:t>
-      </w:r>
-      <w:r>
-        <w:rPr>
-          <w:rFonts w:hint="eastAsia" w:ascii="Times New Roman" w:hAnsi="Times New Roman" w:eastAsia="Times New Roman" w:cs="Times New Roman"/>
-        </w:rPr>
-        <w:t>Ch9A-2-</w:t>
       </w:r>
       <w:r>
         <w:rPr>
@@ -3258,7 +2975,7 @@
       </w:r>
     </w:p>
     <w:bookmarkEnd w:id="13"/>
-    <w:bookmarkStart w:id="14" w:name="一分册-测1-20"/>
+    <w:bookmarkStart w:id="14" w:name="lewis结构式"/>
     <w:p>
       <w:pPr>
         <w:pStyle w:val="Heading2"/>
@@ -3272,60 +2989,378 @@
       </w:r>
       <w:r>
         <w:rPr>
+          <w:rFonts w:hint="eastAsia" w:ascii="Times New Roman" w:hAnsi="Times New Roman" w:eastAsia="Times New Roman" w:cs="Times New Roman"/>
+        </w:rPr>
+        <w:t>Lewis</w:t>
+      </w:r>
+      <w:r>
+        <w:rPr>
           <w:rFonts w:hint="eastAsia" w:ascii="Times New Roman" w:hAnsi="Times New Roman" w:eastAsia="SimHei" w:cs="Times New Roman"/>
         </w:rPr>
-        <w:t>一分册</w:t>
-      </w:r>
-      <w:r>
-        <w:rPr>
-          <w:rFonts w:hint="eastAsia" w:ascii="Times New Roman" w:hAnsi="Times New Roman" w:eastAsia="Times New Roman" w:cs="Times New Roman"/>
-        </w:rPr>
-        <w:t>-</w:t>
-      </w:r>
-      <w:r>
-        <w:rPr>
-          <w:rFonts w:hint="eastAsia" w:ascii="Times New Roman" w:hAnsi="Times New Roman" w:eastAsia="SimHei" w:cs="Times New Roman"/>
-        </w:rPr>
-        <w:t>测</w:t>
-      </w:r>
-      <w:r>
-        <w:rPr>
-          <w:rFonts w:hint="eastAsia" w:ascii="Times New Roman" w:hAnsi="Times New Roman" w:eastAsia="Times New Roman" w:cs="Times New Roman"/>
-        </w:rPr>
-        <w:t>1-20</w:t>
+        <w:t>结构式</w:t>
       </w:r>
     </w:p>
     <w:p>
       <w:pPr>
-        <w:pStyle w:val="Compact"/>
+        <w:pStyle w:val="FirstParagraph"/>
+      </w:pPr>
+      <w:r>
+        <w:rPr>
+          <w:rFonts w:ascii="Times New Roman" w:hAnsi="Times New Roman" w:eastAsia="Times New Roman" w:cs="Times New Roman"/>
+        </w:rPr>
+        <w:t xml:space="preserve">Tetraazidomethane </w:t>
+      </w:r>
+      <w:r>
+        <w:rPr>
+          <w:rFonts w:hint="eastAsia" w:ascii="Times New Roman" w:hAnsi="Times New Roman" w:eastAsia="FangSong" w:cs="Times New Roman"/>
+        </w:rPr>
+        <w:t xml:space="preserve">是化学家</w:t>
+      </w:r>
+      <w:r>
+        <w:rPr>
+          <w:rFonts w:ascii="Times New Roman" w:hAnsi="Times New Roman" w:eastAsia="Times New Roman" w:cs="Times New Roman"/>
+        </w:rPr>
+        <w:t xml:space="preserve"> 2006 </w:t>
+      </w:r>
+      <w:r>
+        <w:rPr>
+          <w:rFonts w:hint="eastAsia" w:ascii="Times New Roman" w:hAnsi="Times New Roman" w:eastAsia="FangSong" w:cs="Times New Roman"/>
+        </w:rPr>
+        <w:t>年新制得的一种只由两种元素构成的化合物</w:t>
+      </w:r>
+      <w:r>
+        <w:rPr>
+          <w:rFonts w:hint="eastAsia" w:ascii="Times New Roman" w:hAnsi="Times New Roman" w:eastAsia="Times New Roman" w:cs="Times New Roman"/>
+        </w:rPr>
+        <w:t>。</w:t>
+      </w:r>
+      <w:r>
+        <w:rPr>
+          <w:rFonts w:hint="eastAsia" w:ascii="Times New Roman" w:hAnsi="Times New Roman" w:eastAsia="FangSong" w:cs="Times New Roman"/>
+        </w:rPr>
+        <w:t>这两种元素一种是有机物中必不可少的</w:t>
+      </w:r>
+      <w:r>
+        <w:rPr>
+          <w:rFonts w:hint="eastAsia" w:ascii="Times New Roman" w:hAnsi="Times New Roman" w:eastAsia="Times New Roman" w:cs="Times New Roman"/>
+        </w:rPr>
+        <w:t>，</w:t>
+      </w:r>
+      <w:r>
+        <w:rPr>
+          <w:rFonts w:hint="eastAsia" w:ascii="Times New Roman" w:hAnsi="Times New Roman" w:eastAsia="FangSong" w:cs="Times New Roman"/>
+        </w:rPr>
+        <w:t>而另一种则是大气中含量最高的元素</w:t>
+      </w:r>
+      <w:r>
+        <w:rPr>
+          <w:rFonts w:hint="eastAsia" w:ascii="Times New Roman" w:hAnsi="Times New Roman" w:eastAsia="Times New Roman" w:cs="Times New Roman"/>
+        </w:rPr>
+        <w:t>。</w:t>
+      </w:r>
+      <w:r>
+        <w:rPr>
+          <w:rFonts w:hint="eastAsia" w:ascii="Times New Roman" w:hAnsi="Times New Roman" w:eastAsia="FangSong" w:cs="Times New Roman"/>
+        </w:rPr>
+        <w:t>制备</w:t>
+      </w:r>
+      <w:r>
+        <w:rPr>
+          <w:rFonts w:ascii="Times New Roman" w:hAnsi="Times New Roman" w:eastAsia="Times New Roman" w:cs="Times New Roman"/>
+        </w:rPr>
+        <w:t xml:space="preserve"> Tetraazidomethane </w:t>
+      </w:r>
+      <w:r>
+        <w:rPr>
+          <w:rFonts w:hint="eastAsia" w:ascii="Times New Roman" w:hAnsi="Times New Roman" w:eastAsia="FangSong" w:cs="Times New Roman"/>
+        </w:rPr>
+        <w:t xml:space="preserve">的一种方法是由含锑盐</w:t>
+      </w:r>
+      <w:r>
+        <w:rPr>
+          <w:rFonts w:ascii="Times New Roman" w:hAnsi="Times New Roman" w:eastAsia="Times New Roman" w:cs="Times New Roman"/>
+        </w:rPr>
+        <w:t xml:space="preserve"> A </w:t>
+      </w:r>
+      <w:r>
+        <w:rPr>
+          <w:rFonts w:hint="eastAsia" w:ascii="Times New Roman" w:hAnsi="Times New Roman" w:eastAsia="FangSong" w:cs="Times New Roman"/>
+        </w:rPr>
+        <w:t xml:space="preserve">与一种钠盐</w:t>
+      </w:r>
+      <w:r>
+        <w:rPr>
+          <w:rFonts w:ascii="Times New Roman" w:hAnsi="Times New Roman" w:eastAsia="Times New Roman" w:cs="Times New Roman"/>
+        </w:rPr>
+        <w:t xml:space="preserve"> B </w:t>
+      </w:r>
+      <w:r>
+        <w:rPr>
+          <w:rFonts w:hint="eastAsia" w:ascii="Times New Roman" w:hAnsi="Times New Roman" w:eastAsia="FangSong" w:cs="Times New Roman"/>
+        </w:rPr>
+        <w:t>在一定条件下发生复分解反应</w:t>
+      </w:r>
+      <w:r>
+        <w:rPr>
+          <w:rFonts w:hint="eastAsia" w:ascii="Times New Roman" w:hAnsi="Times New Roman" w:eastAsia="Times New Roman" w:cs="Times New Roman"/>
+        </w:rPr>
+        <w:t>。</w:t>
+      </w:r>
+      <w:r>
+        <w:rPr>
+          <w:rFonts w:hint="eastAsia" w:ascii="Times New Roman" w:hAnsi="Times New Roman" w:eastAsia="FangSong" w:cs="Times New Roman"/>
+        </w:rPr>
+        <w:t>盐</w:t>
+      </w:r>
+      <w:r>
+        <w:rPr>
+          <w:rFonts w:ascii="Times New Roman" w:hAnsi="Times New Roman" w:eastAsia="Times New Roman" w:cs="Times New Roman"/>
+        </w:rPr>
+        <w:t xml:space="preserve"> A </w:t>
+      </w:r>
+      <w:r>
+        <w:rPr>
+          <w:rFonts w:hint="eastAsia" w:ascii="Times New Roman" w:hAnsi="Times New Roman" w:eastAsia="FangSong" w:cs="Times New Roman"/>
+        </w:rPr>
+        <w:t>的阳离子为三角锥构型</w:t>
+      </w:r>
+      <w:r>
+        <w:rPr>
+          <w:rFonts w:hint="eastAsia" w:ascii="Times New Roman" w:hAnsi="Times New Roman" w:eastAsia="Times New Roman" w:cs="Times New Roman"/>
+        </w:rPr>
+        <w:t>，</w:t>
+      </w:r>
+      <w:r>
+        <w:rPr>
+          <w:rFonts w:hint="eastAsia" w:ascii="Times New Roman" w:hAnsi="Times New Roman" w:eastAsia="FangSong" w:cs="Times New Roman"/>
+        </w:rPr>
+        <w:t>含氮质量分数约为</w:t>
+      </w:r>
+      <w:r>
+        <w:rPr>
+          <w:rFonts w:ascii="Times New Roman" w:hAnsi="Times New Roman" w:eastAsia="Times New Roman" w:cs="Times New Roman"/>
+        </w:rPr>
+        <w:t xml:space="preserve"> </w:t>
+      </w:r>
+      <w:r>
+        <w:rPr>
+          <w:rFonts w:hint="eastAsia" w:ascii="Times New Roman" w:hAnsi="Times New Roman" w:eastAsia="Times New Roman" w:cs="Times New Roman"/>
+        </w:rPr>
+        <w:t>91.30%；</w:t>
+      </w:r>
+      <w:r>
+        <w:rPr>
+          <w:rFonts w:hint="eastAsia" w:ascii="Times New Roman" w:hAnsi="Times New Roman" w:eastAsia="FangSong" w:cs="Times New Roman"/>
+        </w:rPr>
+        <w:t>阴离子为</w:t>
+      </w:r>
+      <w:r>
+        <w:rPr>
+          <w:rFonts w:ascii="Times New Roman" w:hAnsi="Times New Roman" w:eastAsia="Times New Roman" w:cs="Times New Roman"/>
+        </w:rPr>
+        <w:t xml:space="preserve"> </w:t>
+      </w:r>
+      <m:oMath>
+        <m:oMathPr>
+          <m:ctrlPr>
+            <w:rPr>
+              <w:sz w:val="28"/>
+              <w:szCs w:val="28"/>
+            </w:rPr>
+          </m:ctrlPr>
+        </m:oMathPr>
+        <m:r>
+          <m:t>S</m:t>
+        </m:r>
+        <m:r>
+          <m:t>b</m:t>
+        </m:r>
+        <m:r>
+          <m:t>C</m:t>
+        </m:r>
+        <m:sSubSup>
+          <m:e>
+            <m:r>
+              <m:t>l</m:t>
+            </m:r>
+          </m:e>
+          <m:sub>
+            <m:r>
+              <m:t>6</m:t>
+            </m:r>
+          </m:sub>
+          <m:sup>
+            <m:r>
+              <m:rPr>
+                <m:sty m:val="p"/>
+              </m:rPr>
+              <m:t>−</m:t>
+            </m:r>
+          </m:sup>
+        </m:sSubSup>
+      </m:oMath>
+      <w:r>
+        <w:rPr>
+          <w:rFonts w:hint="eastAsia" w:ascii="Times New Roman" w:hAnsi="Times New Roman" w:eastAsia="Times New Roman" w:cs="Times New Roman"/>
+        </w:rPr>
+        <w:t>。</w:t>
+      </w:r>
+      <w:r>
+        <w:rPr>
+          <w:rFonts w:hint="eastAsia" w:ascii="Times New Roman" w:hAnsi="Times New Roman" w:eastAsia="FangSong" w:cs="Times New Roman"/>
+        </w:rPr>
+        <w:t>钠盐</w:t>
+      </w:r>
+      <w:r>
+        <w:rPr>
+          <w:rFonts w:ascii="Times New Roman" w:hAnsi="Times New Roman" w:eastAsia="Times New Roman" w:cs="Times New Roman"/>
+        </w:rPr>
+        <w:t xml:space="preserve"> B </w:t>
+      </w:r>
+      <w:r>
+        <w:rPr>
+          <w:rFonts w:hint="eastAsia" w:ascii="Times New Roman" w:hAnsi="Times New Roman" w:eastAsia="FangSong" w:cs="Times New Roman"/>
+        </w:rPr>
+        <w:t xml:space="preserve">的阴离子和</w:t>
+      </w:r>
+      <w:r>
+        <w:rPr>
+          <w:rFonts w:ascii="Times New Roman" w:hAnsi="Times New Roman" w:eastAsia="Times New Roman" w:cs="Times New Roman"/>
+        </w:rPr>
+        <w:t xml:space="preserve"> </w:t>
+      </w:r>
+      <m:oMath>
+        <m:r>
+          <m:t>C</m:t>
+        </m:r>
+        <m:sSub>
+          <m:e>
+            <m:r>
+              <m:t>O</m:t>
+            </m:r>
+          </m:e>
+          <m:sub>
+            <m:r>
+              <m:t>2</m:t>
+            </m:r>
+          </m:sub>
+        </m:sSub>
+      </m:oMath>
+      <w:r>
+        <w:rPr>
+          <w:rFonts w:ascii="Times New Roman" w:hAnsi="Times New Roman" w:eastAsia="Times New Roman" w:cs="Times New Roman"/>
+        </w:rPr>
+        <w:t xml:space="preserve"> </w:t>
+      </w:r>
+      <w:r>
+        <w:rPr>
+          <w:rFonts w:hint="eastAsia" w:ascii="Times New Roman" w:hAnsi="Times New Roman" w:eastAsia="FangSong" w:cs="Times New Roman"/>
+        </w:rPr>
+        <w:t>是等电子体</w:t>
+      </w:r>
+      <w:r>
+        <w:rPr>
+          <w:rFonts w:hint="eastAsia" w:ascii="Times New Roman" w:hAnsi="Times New Roman" w:eastAsia="Times New Roman" w:cs="Times New Roman"/>
+        </w:rPr>
+        <w:t>。Tetraazidomethane</w:t>
+      </w:r>
+      <w:r>
+        <w:rPr>
+          <w:rFonts w:ascii="Times New Roman" w:hAnsi="Times New Roman" w:eastAsia="Times New Roman" w:cs="Times New Roman"/>
+        </w:rPr>
+        <w:t xml:space="preserve"> </w:t>
+      </w:r>
+      <w:r>
+        <w:rPr>
+          <w:rFonts w:hint="eastAsia" w:ascii="Times New Roman" w:hAnsi="Times New Roman" w:eastAsia="FangSong" w:cs="Times New Roman"/>
+        </w:rPr>
+        <w:t>是一种高沸点的液体</w:t>
+      </w:r>
+      <w:r>
+        <w:rPr>
+          <w:rFonts w:hint="eastAsia" w:ascii="Times New Roman" w:hAnsi="Times New Roman" w:eastAsia="Times New Roman" w:cs="Times New Roman"/>
+        </w:rPr>
+        <w:t>，</w:t>
+      </w:r>
+      <w:r>
+        <w:rPr>
+          <w:rFonts w:hint="eastAsia" w:ascii="Times New Roman" w:hAnsi="Times New Roman" w:eastAsia="FangSong" w:cs="Times New Roman"/>
+        </w:rPr>
+        <w:t>含氮质量分数约为</w:t>
+      </w:r>
+      <w:r>
+        <w:rPr>
+          <w:rFonts w:ascii="Times New Roman" w:hAnsi="Times New Roman" w:eastAsia="Times New Roman" w:cs="Times New Roman"/>
+        </w:rPr>
+        <w:t xml:space="preserve"> </w:t>
+      </w:r>
+      <w:r>
+        <w:rPr>
+          <w:rFonts w:hint="eastAsia" w:ascii="Times New Roman" w:hAnsi="Times New Roman" w:eastAsia="Times New Roman" w:cs="Times New Roman"/>
+        </w:rPr>
+        <w:t>93.33%，</w:t>
+      </w:r>
+      <w:r>
+        <w:rPr>
+          <w:rFonts w:hint="eastAsia" w:ascii="Times New Roman" w:hAnsi="Times New Roman" w:eastAsia="FangSong" w:cs="Times New Roman"/>
+        </w:rPr>
+        <w:t>有一定的危险性</w:t>
+      </w:r>
+      <w:r>
+        <w:rPr>
+          <w:rFonts w:hint="eastAsia" w:ascii="Times New Roman" w:hAnsi="Times New Roman" w:eastAsia="Times New Roman" w:cs="Times New Roman"/>
+        </w:rPr>
+        <w:t>。</w:t>
+      </w:r>
+    </w:p>
+    <w:p>
+      <w:pPr>
         <w:numPr>
           <w:ilvl w:val="0"/>
-          <w:numId w:val="1002"/>
+          <w:numId w:val="1001"/>
         </w:numPr>
       </w:pPr>
       <w:r>
         <w:rPr>
-          <w:rFonts w:ascii="Times New Roman" w:hAnsi="Times New Roman" w:eastAsia="Times New Roman" w:cs="Times New Roman"/>
-        </w:rPr>
-        <w:t xml:space="preserve">Tetraazidomethane </w:t>
-      </w:r>
-      <w:r>
-        <w:rPr>
-          <w:rFonts w:hint="eastAsia" w:ascii="Times New Roman" w:hAnsi="Times New Roman" w:eastAsia="FangSong" w:cs="Times New Roman"/>
-        </w:rPr>
-        <w:t xml:space="preserve">是化学家</w:t>
-      </w:r>
-      <w:r>
-        <w:rPr>
-          <w:rFonts w:ascii="Times New Roman" w:hAnsi="Times New Roman" w:eastAsia="Times New Roman" w:cs="Times New Roman"/>
-        </w:rPr>
-        <w:t xml:space="preserve"> 2006 </w:t>
-      </w:r>
-      <w:r>
-        <w:rPr>
-          <w:rFonts w:hint="eastAsia" w:ascii="Times New Roman" w:hAnsi="Times New Roman" w:eastAsia="FangSong" w:cs="Times New Roman"/>
-        </w:rPr>
-        <w:t>年新制得的一种只由两种元素构成的化合物</w:t>
+          <w:rFonts w:hint="eastAsia" w:ascii="Times New Roman" w:hAnsi="Times New Roman" w:eastAsia="FangSong" w:cs="Times New Roman"/>
+        </w:rPr>
+        <w:t xml:space="preserve">与</w:t>
+      </w:r>
+      <w:r>
+        <w:rPr>
+          <w:rFonts w:ascii="Times New Roman" w:hAnsi="Times New Roman" w:eastAsia="Times New Roman" w:cs="Times New Roman"/>
+        </w:rPr>
+        <w:t xml:space="preserve"> Tetraazidomethane </w:t>
+      </w:r>
+      <w:r>
+        <w:rPr>
+          <w:rFonts w:hint="eastAsia" w:ascii="Times New Roman" w:hAnsi="Times New Roman" w:eastAsia="FangSong" w:cs="Times New Roman"/>
+        </w:rPr>
+        <w:t>含有相同元素的二元化合物可能有着截然不同的性质</w:t>
+      </w:r>
+      <w:r>
+        <w:rPr>
+          <w:rFonts w:hint="eastAsia" w:ascii="Times New Roman" w:hAnsi="Times New Roman" w:eastAsia="Times New Roman" w:cs="Times New Roman"/>
+        </w:rPr>
+        <w:t>，</w:t>
+      </w:r>
+      <w:r>
+        <w:rPr>
+          <w:rFonts w:hint="eastAsia" w:ascii="Times New Roman" w:hAnsi="Times New Roman" w:eastAsia="FangSong" w:cs="Times New Roman"/>
+        </w:rPr>
+        <w:t>比如按照化合价一般规律组成的最简单形式的化合物</w:t>
+      </w:r>
+      <w:r>
+        <w:rPr>
+          <w:rFonts w:ascii="Times New Roman" w:hAnsi="Times New Roman" w:eastAsia="Times New Roman" w:cs="Times New Roman"/>
+        </w:rPr>
+        <w:t xml:space="preserve"> X </w:t>
+      </w:r>
+      <w:r>
+        <w:rPr>
+          <w:rFonts w:hint="eastAsia" w:ascii="Times New Roman" w:hAnsi="Times New Roman" w:eastAsia="FangSong" w:cs="Times New Roman"/>
+        </w:rPr>
+        <w:t>在材料科学中有着特殊的研究意义</w:t>
       </w:r>
       <w:r>
         <w:rPr>
@@ -3337,325 +3372,20 @@
         <w:rPr>
           <w:rFonts w:hint="eastAsia" w:ascii="Times New Roman" w:hAnsi="Times New Roman" w:eastAsia="FangSong" w:cs="Times New Roman"/>
         </w:rPr>
-        <w:t>这两种元素一种是有机物中必不可少的</w:t>
-      </w:r>
-      <w:r>
-        <w:rPr>
-          <w:rFonts w:hint="eastAsia" w:ascii="Times New Roman" w:hAnsi="Times New Roman" w:eastAsia="Times New Roman" w:cs="Times New Roman"/>
-        </w:rPr>
-        <w:t>，</w:t>
-      </w:r>
-      <w:r>
-        <w:rPr>
-          <w:rFonts w:hint="eastAsia" w:ascii="Times New Roman" w:hAnsi="Times New Roman" w:eastAsia="FangSong" w:cs="Times New Roman"/>
-        </w:rPr>
-        <w:t>而另一种则是大气中含量最高的元素</w:t>
-      </w:r>
-      <w:r>
-        <w:rPr>
-          <w:rFonts w:hint="eastAsia" w:ascii="Times New Roman" w:hAnsi="Times New Roman" w:eastAsia="Times New Roman" w:cs="Times New Roman"/>
-        </w:rPr>
-        <w:t>。</w:t>
-      </w:r>
-      <w:r>
-        <w:rPr>
-          <w:rFonts w:hint="eastAsia" w:ascii="Times New Roman" w:hAnsi="Times New Roman" w:eastAsia="FangSong" w:cs="Times New Roman"/>
-        </w:rPr>
-        <w:t>制备</w:t>
-      </w:r>
-      <w:r>
-        <w:rPr>
-          <w:rFonts w:ascii="Times New Roman" w:hAnsi="Times New Roman" w:eastAsia="Times New Roman" w:cs="Times New Roman"/>
-        </w:rPr>
-        <w:t xml:space="preserve"> Tetraazidomethane </w:t>
-      </w:r>
-      <w:r>
-        <w:rPr>
-          <w:rFonts w:hint="eastAsia" w:ascii="Times New Roman" w:hAnsi="Times New Roman" w:eastAsia="FangSong" w:cs="Times New Roman"/>
-        </w:rPr>
-        <w:t xml:space="preserve">的一种方法是由含锑盐</w:t>
-      </w:r>
-      <w:r>
-        <w:rPr>
-          <w:rFonts w:ascii="Times New Roman" w:hAnsi="Times New Roman" w:eastAsia="Times New Roman" w:cs="Times New Roman"/>
-        </w:rPr>
-        <w:t xml:space="preserve"> A </w:t>
-      </w:r>
-      <w:r>
-        <w:rPr>
-          <w:rFonts w:hint="eastAsia" w:ascii="Times New Roman" w:hAnsi="Times New Roman" w:eastAsia="FangSong" w:cs="Times New Roman"/>
-        </w:rPr>
-        <w:t xml:space="preserve">与一种钠盐</w:t>
-      </w:r>
-      <w:r>
-        <w:rPr>
-          <w:rFonts w:ascii="Times New Roman" w:hAnsi="Times New Roman" w:eastAsia="Times New Roman" w:cs="Times New Roman"/>
-        </w:rPr>
-        <w:t xml:space="preserve"> B </w:t>
-      </w:r>
-      <w:r>
-        <w:rPr>
-          <w:rFonts w:hint="eastAsia" w:ascii="Times New Roman" w:hAnsi="Times New Roman" w:eastAsia="FangSong" w:cs="Times New Roman"/>
-        </w:rPr>
-        <w:t>在一定条件下发生复分解反应</w:t>
-      </w:r>
-      <w:r>
-        <w:rPr>
-          <w:rFonts w:hint="eastAsia" w:ascii="Times New Roman" w:hAnsi="Times New Roman" w:eastAsia="Times New Roman" w:cs="Times New Roman"/>
-        </w:rPr>
-        <w:t>。</w:t>
-      </w:r>
-      <w:r>
-        <w:rPr>
-          <w:rFonts w:hint="eastAsia" w:ascii="Times New Roman" w:hAnsi="Times New Roman" w:eastAsia="FangSong" w:cs="Times New Roman"/>
-        </w:rPr>
-        <w:t>盐</w:t>
-      </w:r>
-      <w:r>
-        <w:rPr>
-          <w:rFonts w:ascii="Times New Roman" w:hAnsi="Times New Roman" w:eastAsia="Times New Roman" w:cs="Times New Roman"/>
-        </w:rPr>
-        <w:t xml:space="preserve"> A </w:t>
-      </w:r>
-      <w:r>
-        <w:rPr>
-          <w:rFonts w:hint="eastAsia" w:ascii="Times New Roman" w:hAnsi="Times New Roman" w:eastAsia="FangSong" w:cs="Times New Roman"/>
-        </w:rPr>
-        <w:t>的阳离子为三角锥构型</w:t>
-      </w:r>
-      <w:r>
-        <w:rPr>
-          <w:rFonts w:hint="eastAsia" w:ascii="Times New Roman" w:hAnsi="Times New Roman" w:eastAsia="Times New Roman" w:cs="Times New Roman"/>
-        </w:rPr>
-        <w:t>，</w:t>
-      </w:r>
-      <w:r>
-        <w:rPr>
-          <w:rFonts w:hint="eastAsia" w:ascii="Times New Roman" w:hAnsi="Times New Roman" w:eastAsia="FangSong" w:cs="Times New Roman"/>
-        </w:rPr>
-        <w:t>含氮质量分数约为</w:t>
-      </w:r>
-      <w:r>
-        <w:rPr>
-          <w:rFonts w:ascii="Times New Roman" w:hAnsi="Times New Roman" w:eastAsia="Times New Roman" w:cs="Times New Roman"/>
-        </w:rPr>
-        <w:t xml:space="preserve"> </w:t>
-      </w:r>
-      <w:r>
-        <w:rPr>
-          <w:rFonts w:hint="eastAsia" w:ascii="Times New Roman" w:hAnsi="Times New Roman" w:eastAsia="Times New Roman" w:cs="Times New Roman"/>
-        </w:rPr>
-        <w:t>91.30%；</w:t>
-      </w:r>
-      <w:r>
-        <w:rPr>
-          <w:rFonts w:hint="eastAsia" w:ascii="Times New Roman" w:hAnsi="Times New Roman" w:eastAsia="FangSong" w:cs="Times New Roman"/>
-        </w:rPr>
-        <w:t>阴离子为</w:t>
-      </w:r>
-      <w:r>
-        <w:rPr>
-          <w:rFonts w:ascii="Times New Roman" w:hAnsi="Times New Roman" w:eastAsia="Times New Roman" w:cs="Times New Roman"/>
-        </w:rPr>
-        <w:t xml:space="preserve"> </w:t>
-      </w:r>
-      <w:r>
-        <w:rPr>
-          <w:rFonts w:hint="eastAsia" w:ascii="Times New Roman" w:hAnsi="Times New Roman" w:eastAsia="Times New Roman" w:cs="Times New Roman"/>
-        </w:rPr>
-        <w:t>SbCl</w:t>
-      </w:r>
-      <w:r>
-        <w:rPr>
-          <w:rFonts w:hint="eastAsia" w:ascii="Times New Roman" w:hAnsi="Times New Roman" w:eastAsia="Times New Roman" w:cs="Times New Roman"/>
-          <w:vertAlign w:val="subscript"/>
-        </w:rPr>
-        <w:t>6</w:t>
-      </w:r>
-      <w:r>
-        <w:rPr>
-          <w:rFonts w:hint="eastAsia" w:ascii="Times New Roman" w:hAnsi="Times New Roman" w:eastAsia="Times New Roman" w:cs="Times New Roman"/>
-          <w:vertAlign w:val="superscript"/>
-        </w:rPr>
-        <w:t>-</w:t>
-      </w:r>
-      <w:r>
-        <w:rPr>
-          <w:rFonts w:hint="eastAsia" w:ascii="Times New Roman" w:hAnsi="Times New Roman" w:eastAsia="Times New Roman" w:cs="Times New Roman"/>
-        </w:rPr>
-        <w:t>。</w:t>
-      </w:r>
-      <w:r>
-        <w:rPr>
-          <w:rFonts w:hint="eastAsia" w:ascii="Times New Roman" w:hAnsi="Times New Roman" w:eastAsia="FangSong" w:cs="Times New Roman"/>
-        </w:rPr>
-        <w:t>钠盐</w:t>
-      </w:r>
-      <w:r>
-        <w:rPr>
-          <w:rFonts w:ascii="Times New Roman" w:hAnsi="Times New Roman" w:eastAsia="Times New Roman" w:cs="Times New Roman"/>
-        </w:rPr>
-        <w:t xml:space="preserve"> B </w:t>
-      </w:r>
-      <w:r>
-        <w:rPr>
-          <w:rFonts w:hint="eastAsia" w:ascii="Times New Roman" w:hAnsi="Times New Roman" w:eastAsia="FangSong" w:cs="Times New Roman"/>
-        </w:rPr>
-        <w:t xml:space="preserve">的阴离子和</w:t>
-      </w:r>
-      <w:r>
-        <w:rPr>
-          <w:rFonts w:ascii="Times New Roman" w:hAnsi="Times New Roman" w:eastAsia="Times New Roman" w:cs="Times New Roman"/>
-        </w:rPr>
-        <w:t xml:space="preserve"> CO</w:t>
-      </w:r>
-      <w:r>
-        <w:rPr>
-          <w:rFonts w:ascii="Times New Roman" w:hAnsi="Times New Roman" w:eastAsia="Times New Roman" w:cs="Times New Roman"/>
-          <w:vertAlign w:val="subscript"/>
-        </w:rPr>
-        <w:t>2</w:t>
-      </w:r>
-      <w:r>
-        <w:rPr>
-          <w:rFonts w:ascii="Times New Roman" w:hAnsi="Times New Roman" w:eastAsia="Times New Roman" w:cs="Times New Roman"/>
-        </w:rPr>
-        <w:t xml:space="preserve"> </w:t>
-      </w:r>
-      <w:r>
-        <w:rPr>
-          <w:rFonts w:hint="eastAsia" w:ascii="Times New Roman" w:hAnsi="Times New Roman" w:eastAsia="FangSong" w:cs="Times New Roman"/>
-        </w:rPr>
-        <w:t>是等电子体</w:t>
-      </w:r>
-      <w:r>
-        <w:rPr>
-          <w:rFonts w:hint="eastAsia" w:ascii="Times New Roman" w:hAnsi="Times New Roman" w:eastAsia="Times New Roman" w:cs="Times New Roman"/>
-        </w:rPr>
-        <w:t>。Tetraazidomethane</w:t>
-      </w:r>
-      <w:r>
-        <w:rPr>
-          <w:rFonts w:ascii="Times New Roman" w:hAnsi="Times New Roman" w:eastAsia="Times New Roman" w:cs="Times New Roman"/>
-        </w:rPr>
-        <w:t xml:space="preserve"> </w:t>
-      </w:r>
-      <w:r>
-        <w:rPr>
-          <w:rFonts w:hint="eastAsia" w:ascii="Times New Roman" w:hAnsi="Times New Roman" w:eastAsia="FangSong" w:cs="Times New Roman"/>
-        </w:rPr>
-        <w:t>是一种高沸点的液体</w:t>
-      </w:r>
-      <w:r>
-        <w:rPr>
-          <w:rFonts w:hint="eastAsia" w:ascii="Times New Roman" w:hAnsi="Times New Roman" w:eastAsia="Times New Roman" w:cs="Times New Roman"/>
-        </w:rPr>
-        <w:t>，</w:t>
-      </w:r>
-      <w:r>
-        <w:rPr>
-          <w:rFonts w:hint="eastAsia" w:ascii="Times New Roman" w:hAnsi="Times New Roman" w:eastAsia="FangSong" w:cs="Times New Roman"/>
-        </w:rPr>
-        <w:t>含氮质量分数约为</w:t>
-      </w:r>
-      <w:r>
-        <w:rPr>
-          <w:rFonts w:ascii="Times New Roman" w:hAnsi="Times New Roman" w:eastAsia="Times New Roman" w:cs="Times New Roman"/>
-        </w:rPr>
-        <w:t xml:space="preserve"> </w:t>
-      </w:r>
-      <w:r>
-        <w:rPr>
-          <w:rFonts w:hint="eastAsia" w:ascii="Times New Roman" w:hAnsi="Times New Roman" w:eastAsia="Times New Roman" w:cs="Times New Roman"/>
-        </w:rPr>
-        <w:t>93.33%，</w:t>
-      </w:r>
-      <w:r>
-        <w:rPr>
-          <w:rFonts w:hint="eastAsia" w:ascii="Times New Roman" w:hAnsi="Times New Roman" w:eastAsia="FangSong" w:cs="Times New Roman"/>
-        </w:rPr>
-        <w:t>有一定的危险性</w:t>
-      </w:r>
-      <w:r>
-        <w:rPr>
-          <w:rFonts w:hint="eastAsia" w:ascii="Times New Roman" w:hAnsi="Times New Roman" w:eastAsia="Times New Roman" w:cs="Times New Roman"/>
-        </w:rPr>
-        <w:t>。</w:t>
+        <w:t>其化学式为</w:t>
+      </w:r>
+      <w:r>
+        <w:rPr>
+          <w:rFonts w:hint="eastAsia" w:ascii="Times New Roman" w:hAnsi="Times New Roman" w:eastAsia="Times New Roman" w:cs="Times New Roman"/>
+        </w:rPr>
+        <w:t>____。</w:t>
       </w:r>
     </w:p>
     <w:p>
       <w:pPr>
         <w:numPr>
           <w:ilvl w:val="0"/>
-          <w:numId w:val="1003"/>
-        </w:numPr>
-      </w:pPr>
-      <w:r>
-        <w:rPr>
-          <w:rFonts w:hint="eastAsia" w:ascii="Times New Roman" w:hAnsi="Times New Roman" w:eastAsia="FangSong" w:cs="Times New Roman"/>
-        </w:rPr>
-        <w:t xml:space="preserve">与</w:t>
-      </w:r>
-      <w:r>
-        <w:rPr>
-          <w:rFonts w:ascii="Times New Roman" w:hAnsi="Times New Roman" w:eastAsia="Times New Roman" w:cs="Times New Roman"/>
-        </w:rPr>
-        <w:t xml:space="preserve"> Tetraazidomethane </w:t>
-      </w:r>
-      <w:r>
-        <w:rPr>
-          <w:rFonts w:hint="eastAsia" w:ascii="Times New Roman" w:hAnsi="Times New Roman" w:eastAsia="FangSong" w:cs="Times New Roman"/>
-        </w:rPr>
-        <w:t>含有相同元素的二元化合物可能有着截然不同的性质</w:t>
-      </w:r>
-      <w:r>
-        <w:rPr>
-          <w:rFonts w:hint="eastAsia" w:ascii="Times New Roman" w:hAnsi="Times New Roman" w:eastAsia="Times New Roman" w:cs="Times New Roman"/>
-        </w:rPr>
-        <w:t>，</w:t>
-      </w:r>
-      <w:r>
-        <w:rPr>
-          <w:rFonts w:hint="eastAsia" w:ascii="Times New Roman" w:hAnsi="Times New Roman" w:eastAsia="FangSong" w:cs="Times New Roman"/>
-        </w:rPr>
-        <w:t>比如按照化合价一般规律组成的最简单形式的化合物</w:t>
-      </w:r>
-      <w:r>
-        <w:rPr>
-          <w:rFonts w:ascii="Times New Roman" w:hAnsi="Times New Roman" w:eastAsia="Times New Roman" w:cs="Times New Roman"/>
-        </w:rPr>
-        <w:t xml:space="preserve"> X </w:t>
-      </w:r>
-      <w:r>
-        <w:rPr>
-          <w:rFonts w:hint="eastAsia" w:ascii="Times New Roman" w:hAnsi="Times New Roman" w:eastAsia="FangSong" w:cs="Times New Roman"/>
-        </w:rPr>
-        <w:t>在材料科学中有着特殊的研究意义</w:t>
-      </w:r>
-      <w:r>
-        <w:rPr>
-          <w:rFonts w:hint="eastAsia" w:ascii="Times New Roman" w:hAnsi="Times New Roman" w:eastAsia="Times New Roman" w:cs="Times New Roman"/>
-        </w:rPr>
-        <w:t>。</w:t>
-      </w:r>
-      <w:r>
-        <w:rPr>
-          <w:rFonts w:hint="eastAsia" w:ascii="Times New Roman" w:hAnsi="Times New Roman" w:eastAsia="FangSong" w:cs="Times New Roman"/>
-        </w:rPr>
-        <w:t>其化学式为</w:t>
-      </w:r>
-      <w:r>
-        <w:rPr>
-          <w:rFonts w:hint="eastAsia" w:ascii="Times New Roman" w:hAnsi="Times New Roman" w:eastAsia="Times New Roman" w:cs="Times New Roman"/>
-        </w:rPr>
-        <w:t>____。</w:t>
-      </w:r>
-    </w:p>
-    <w:p>
-      <w:pPr>
-        <w:numPr>
-          <w:ilvl w:val="0"/>
-          <w:numId w:val="1003"/>
+          <w:numId w:val="1001"/>
         </w:numPr>
       </w:pPr>
       <w:r>
@@ -3861,7 +3591,7 @@
       <w:pPr>
         <w:numPr>
           <w:ilvl w:val="0"/>
-          <w:numId w:val="1003"/>
+          <w:numId w:val="1001"/>
         </w:numPr>
       </w:pPr>
       <w:r>
@@ -4112,7 +3842,7 @@
         <w:pStyle w:val="Compact"/>
         <w:numPr>
           <w:ilvl w:val="0"/>
-          <w:numId w:val="1004"/>
+          <w:numId w:val="1002"/>
         </w:numPr>
       </w:pPr>
       <w:r>
@@ -4199,7 +3929,7 @@
       </w:r>
     </w:p>
     <w:bookmarkEnd w:id="14"/>
-    <w:bookmarkStart w:id="33" w:name="ch9a-9-锂电池尖晶石综合"/>
+    <w:bookmarkStart w:id="33" w:name="锂电池尖晶石综合"/>
     <w:p>
       <w:pPr>
         <w:pStyle w:val="Heading2"/>
@@ -4213,15 +3943,9 @@
       </w:r>
       <w:r>
         <w:rPr>
-          <w:rFonts w:hint="eastAsia" w:ascii="Times New Roman" w:hAnsi="Times New Roman" w:eastAsia="Times New Roman" w:cs="Times New Roman"/>
-        </w:rPr>
-        <w:t>Ch9A-9-</w:t>
-      </w:r>
-      <w:r>
-        <w:rPr>
           <w:rFonts w:hint="eastAsia" w:ascii="Times New Roman" w:hAnsi="Times New Roman" w:eastAsia="SimHei" w:cs="Times New Roman"/>
         </w:rPr>
-        <w:t>锂电池尖晶石综合</w:t>
+        <w:t xml:space="preserve">锂电池尖晶石综合</w:t>
       </w:r>
     </w:p>
     <w:p>
@@ -5499,7 +5223,7 @@
         <w:pStyle w:val="Compact"/>
         <w:numPr>
           <w:ilvl w:val="0"/>
-          <w:numId w:val="1005"/>
+          <w:numId w:val="1003"/>
         </w:numPr>
       </w:pPr>
       <w:r>
@@ -5520,7 +5244,7 @@
         <w:pStyle w:val="Compact"/>
         <w:numPr>
           <w:ilvl w:val="0"/>
-          <w:numId w:val="1005"/>
+          <w:numId w:val="1003"/>
         </w:numPr>
       </w:pPr>
       <m:oMath>
@@ -5587,7 +5311,7 @@
         <w:pStyle w:val="Compact"/>
         <w:numPr>
           <w:ilvl w:val="0"/>
-          <w:numId w:val="1005"/>
+          <w:numId w:val="1003"/>
         </w:numPr>
       </w:pPr>
       <m:oMath>
@@ -5640,7 +5364,7 @@
         <w:pStyle w:val="Compact"/>
         <w:numPr>
           <w:ilvl w:val="0"/>
-          <w:numId w:val="1005"/>
+          <w:numId w:val="1003"/>
         </w:numPr>
       </w:pPr>
       <m:oMath>
@@ -6292,176 +6016,6 @@
       </w:pPr>
     </w:lvl>
   </w:abstractNum>
-  <w:abstractNum w:abstractNumId="99432">
-    <w:nsid w:val="00A99432"/>
-    <w:multiLevelType w:val="multilevel"/>
-    <w:lvl w:ilvl="0">
-      <w:start w:val="2"/>
-      <w:numFmt w:val="decimal"/>
-      <w:lvlText w:val="(%1)"/>
-      <w:lvlJc w:val="left"/>
-      <w:pPr>
-        <w:ind w:left="720" w:hanging="360"/>
-      </w:pPr>
-    </w:lvl>
-    <w:lvl w:ilvl="1">
-      <w:start w:val="2"/>
-      <w:numFmt w:val="decimal"/>
-      <w:lvlText w:val="(%2)"/>
-      <w:lvlJc w:val="left"/>
-      <w:pPr>
-        <w:ind w:left="1440" w:hanging="360"/>
-      </w:pPr>
-    </w:lvl>
-    <w:lvl w:ilvl="2">
-      <w:start w:val="2"/>
-      <w:numFmt w:val="decimal"/>
-      <w:lvlText w:val="(%3)"/>
-      <w:lvlJc w:val="left"/>
-      <w:pPr>
-        <w:ind w:left="2160" w:hanging="360"/>
-      </w:pPr>
-    </w:lvl>
-    <w:lvl w:ilvl="3">
-      <w:start w:val="2"/>
-      <w:numFmt w:val="decimal"/>
-      <w:lvlText w:val="(%4)"/>
-      <w:lvlJc w:val="left"/>
-      <w:pPr>
-        <w:ind w:left="2880" w:hanging="360"/>
-      </w:pPr>
-    </w:lvl>
-    <w:lvl w:ilvl="4">
-      <w:start w:val="2"/>
-      <w:numFmt w:val="decimal"/>
-      <w:lvlText w:val="(%5)"/>
-      <w:lvlJc w:val="left"/>
-      <w:pPr>
-        <w:ind w:left="3600" w:hanging="360"/>
-      </w:pPr>
-    </w:lvl>
-    <w:lvl w:ilvl="5">
-      <w:start w:val="2"/>
-      <w:numFmt w:val="decimal"/>
-      <w:lvlText w:val="(%6)"/>
-      <w:lvlJc w:val="left"/>
-      <w:pPr>
-        <w:ind w:left="4320" w:hanging="360"/>
-      </w:pPr>
-    </w:lvl>
-    <w:lvl w:ilvl="6">
-      <w:start w:val="2"/>
-      <w:numFmt w:val="decimal"/>
-      <w:lvlText w:val="(%7)"/>
-      <w:lvlJc w:val="left"/>
-      <w:pPr>
-        <w:ind w:left="5040" w:hanging="360"/>
-      </w:pPr>
-    </w:lvl>
-    <w:lvl w:ilvl="7">
-      <w:start w:val="2"/>
-      <w:numFmt w:val="decimal"/>
-      <w:lvlText w:val="(%8)"/>
-      <w:lvlJc w:val="left"/>
-      <w:pPr>
-        <w:ind w:left="5760" w:hanging="360"/>
-      </w:pPr>
-    </w:lvl>
-    <w:lvl w:ilvl="8">
-      <w:start w:val="2"/>
-      <w:numFmt w:val="decimal"/>
-      <w:lvlText w:val="(%9)"/>
-      <w:lvlJc w:val="left"/>
-      <w:pPr>
-        <w:ind w:left="6480" w:hanging="360"/>
-      </w:pPr>
-    </w:lvl>
-  </w:abstractNum>
-  <w:abstractNum w:abstractNumId="994120">
-    <w:nsid w:val="0A994120"/>
-    <w:multiLevelType w:val="multilevel"/>
-    <w:lvl w:ilvl="0">
-      <w:start w:val="20"/>
-      <w:numFmt w:val="decimal"/>
-      <w:lvlText w:val="%1."/>
-      <w:lvlJc w:val="left"/>
-      <w:pPr>
-        <w:ind w:left="720" w:hanging="360"/>
-      </w:pPr>
-    </w:lvl>
-    <w:lvl w:ilvl="1">
-      <w:start w:val="20"/>
-      <w:numFmt w:val="decimal"/>
-      <w:lvlText w:val="%2."/>
-      <w:lvlJc w:val="left"/>
-      <w:pPr>
-        <w:ind w:left="1440" w:hanging="360"/>
-      </w:pPr>
-    </w:lvl>
-    <w:lvl w:ilvl="2">
-      <w:start w:val="20"/>
-      <w:numFmt w:val="decimal"/>
-      <w:lvlText w:val="%3."/>
-      <w:lvlJc w:val="left"/>
-      <w:pPr>
-        <w:ind w:left="2160" w:hanging="360"/>
-      </w:pPr>
-    </w:lvl>
-    <w:lvl w:ilvl="3">
-      <w:start w:val="20"/>
-      <w:numFmt w:val="decimal"/>
-      <w:lvlText w:val="%4."/>
-      <w:lvlJc w:val="left"/>
-      <w:pPr>
-        <w:ind w:left="2880" w:hanging="360"/>
-      </w:pPr>
-    </w:lvl>
-    <w:lvl w:ilvl="4">
-      <w:start w:val="20"/>
-      <w:numFmt w:val="decimal"/>
-      <w:lvlText w:val="%5."/>
-      <w:lvlJc w:val="left"/>
-      <w:pPr>
-        <w:ind w:left="3600" w:hanging="360"/>
-      </w:pPr>
-    </w:lvl>
-    <w:lvl w:ilvl="5">
-      <w:start w:val="20"/>
-      <w:numFmt w:val="decimal"/>
-      <w:lvlText w:val="%6."/>
-      <w:lvlJc w:val="left"/>
-      <w:pPr>
-        <w:ind w:left="4320" w:hanging="360"/>
-      </w:pPr>
-    </w:lvl>
-    <w:lvl w:ilvl="6">
-      <w:start w:val="20"/>
-      <w:numFmt w:val="decimal"/>
-      <w:lvlText w:val="%7."/>
-      <w:lvlJc w:val="left"/>
-      <w:pPr>
-        <w:ind w:left="5040" w:hanging="360"/>
-      </w:pPr>
-    </w:lvl>
-    <w:lvl w:ilvl="7">
-      <w:start w:val="20"/>
-      <w:numFmt w:val="decimal"/>
-      <w:lvlText w:val="%8."/>
-      <w:lvlJc w:val="left"/>
-      <w:pPr>
-        <w:ind w:left="5760" w:hanging="360"/>
-      </w:pPr>
-    </w:lvl>
-    <w:lvl w:ilvl="8">
-      <w:start w:val="20"/>
-      <w:numFmt w:val="decimal"/>
-      <w:lvlText w:val="%9."/>
-      <w:lvlJc w:val="left"/>
-      <w:pPr>
-        <w:ind w:left="6480" w:hanging="360"/>
-      </w:pPr>
-    </w:lvl>
-  </w:abstractNum>
   <w:abstractNum w:abstractNumId="99431">
     <w:nsid w:val="00A99431"/>
     <w:multiLevelType w:val="multilevel"/>
@@ -6721,66 +6275,6 @@
     <w:abstractNumId w:val="990"/>
   </w:num>
   <w:num w:numId="1001">
-    <w:abstractNumId w:val="99432"/>
-    <w:lvlOverride w:ilvl="0">
-      <w:startOverride w:val="2"/>
-    </w:lvlOverride>
-    <w:lvlOverride w:ilvl="1">
-      <w:startOverride w:val="2"/>
-    </w:lvlOverride>
-    <w:lvlOverride w:ilvl="2">
-      <w:startOverride w:val="2"/>
-    </w:lvlOverride>
-    <w:lvlOverride w:ilvl="3">
-      <w:startOverride w:val="2"/>
-    </w:lvlOverride>
-    <w:lvlOverride w:ilvl="4">
-      <w:startOverride w:val="2"/>
-    </w:lvlOverride>
-    <w:lvlOverride w:ilvl="5">
-      <w:startOverride w:val="2"/>
-    </w:lvlOverride>
-    <w:lvlOverride w:ilvl="6">
-      <w:startOverride w:val="2"/>
-    </w:lvlOverride>
-    <w:lvlOverride w:ilvl="7">
-      <w:startOverride w:val="2"/>
-    </w:lvlOverride>
-    <w:lvlOverride w:ilvl="8">
-      <w:startOverride w:val="2"/>
-    </w:lvlOverride>
-  </w:num>
-  <w:num w:numId="1002">
-    <w:abstractNumId w:val="994120"/>
-    <w:lvlOverride w:ilvl="0">
-      <w:startOverride w:val="20"/>
-    </w:lvlOverride>
-    <w:lvlOverride w:ilvl="1">
-      <w:startOverride w:val="20"/>
-    </w:lvlOverride>
-    <w:lvlOverride w:ilvl="2">
-      <w:startOverride w:val="20"/>
-    </w:lvlOverride>
-    <w:lvlOverride w:ilvl="3">
-      <w:startOverride w:val="20"/>
-    </w:lvlOverride>
-    <w:lvlOverride w:ilvl="4">
-      <w:startOverride w:val="20"/>
-    </w:lvlOverride>
-    <w:lvlOverride w:ilvl="5">
-      <w:startOverride w:val="20"/>
-    </w:lvlOverride>
-    <w:lvlOverride w:ilvl="6">
-      <w:startOverride w:val="20"/>
-    </w:lvlOverride>
-    <w:lvlOverride w:ilvl="7">
-      <w:startOverride w:val="20"/>
-    </w:lvlOverride>
-    <w:lvlOverride w:ilvl="8">
-      <w:startOverride w:val="20"/>
-    </w:lvlOverride>
-  </w:num>
-  <w:num w:numId="1003">
     <w:abstractNumId w:val="99431"/>
     <w:lvlOverride w:ilvl="0">
       <w:startOverride w:val="1"/>
@@ -6810,7 +6304,7 @@
       <w:startOverride w:val="1"/>
     </w:lvlOverride>
   </w:num>
-  <w:num w:numId="1004">
+  <w:num w:numId="1002">
     <w:abstractNumId w:val="99434"/>
     <w:lvlOverride w:ilvl="0">
       <w:startOverride w:val="4"/>
@@ -6840,7 +6334,7 @@
       <w:startOverride w:val="4"/>
     </w:lvlOverride>
   </w:num>
-  <w:num w:numId="1005">
+  <w:num w:numId="1003">
     <w:abstractNumId w:val="99711"/>
     <w:lvlOverride w:ilvl="0">
       <w:startOverride w:val="1"/>
@@ -7551,7 +7045,7 @@
     <ns0:name ns0:val="Verbatim Char"/>
     <ns0:basedOn ns0:val="BodyTextChar"/>
     <ns0:rPr>
-      <ns0:rFonts ns0:ascii="Times New Roman" ns0:cs="Times New Roman" ns0:eastAsia="FangSong" ns0:hAnsi="Times New Roman"/>
+      <ns0:rFonts ns0:ascii="SimSun" ns0:cs="SimSun" ns0:eastAsia="SimSun" ns0:hAnsi="SimSun"/>
       <ns0:b ns0:val="0"/>
       <ns0:sz ns0:val="20"/>
     </ns0:rPr>
@@ -7605,7 +7099,7 @@
       <w:wordWrap w:val="off"/>
     </w:pPr>
     <ns0:rPr>
-      <w:rFonts ns0:ascii="Times New Roman" ns0:hAnsi="Times New Roman" ns0:eastAsia="FangSong" ns0:cs="Times New Roman"/>
+      <w:rFonts ns0:ascii="SimSun" ns0:hAnsi="SimSun" ns0:eastAsia="SimSun" ns0:cs="SimSun"/>
     </ns0:rPr>
   </w:style>
   <w:style w:type="character" w:customStyle="1" w:styleId="KeywordTok">
